--- a/Spring-Boot/from-docs/springboot-notes-03.docx
+++ b/Spring-Boot/from-docs/springboot-notes-03.docx
@@ -19987,6 +19987,3173 @@
           <w:szCs w:val="28"/>
         </w:rPr>
         <w:t>--------------------------------------------------------------------------------------</w:t>
+      </w:r>
+    </w:p>
+    <w:p>
+      <w:pPr>
+        <w:rPr>
+          <w:rFonts w:ascii="Sakkal Majalla" w:hAnsi="Sakkal Majalla" w:cs="Sakkal Majalla"/>
+          <w:sz w:val="28"/>
+          <w:szCs w:val="28"/>
+        </w:rPr>
+      </w:pPr>
+    </w:p>
+    <w:p>
+      <w:pPr>
+        <w:rPr>
+          <w:rFonts w:ascii="Sakkal Majalla" w:hAnsi="Sakkal Majalla" w:cs="Sakkal Majalla"/>
+          <w:sz w:val="28"/>
+          <w:szCs w:val="28"/>
+        </w:rPr>
+      </w:pPr>
+    </w:p>
+    <w:p>
+      <w:pPr>
+        <w:rPr>
+          <w:rFonts w:ascii="Sakkal Majalla" w:hAnsi="Sakkal Majalla" w:cs="Sakkal Majalla"/>
+          <w:sz w:val="28"/>
+          <w:szCs w:val="28"/>
+        </w:rPr>
+      </w:pPr>
+    </w:p>
+    <w:p>
+      <w:pPr>
+        <w:rPr>
+          <w:rFonts w:ascii="Sakkal Majalla" w:hAnsi="Sakkal Majalla" w:cs="Sakkal Majalla"/>
+          <w:sz w:val="28"/>
+          <w:szCs w:val="28"/>
+        </w:rPr>
+      </w:pPr>
+    </w:p>
+    <w:p>
+      <w:pPr>
+        <w:rPr>
+          <w:rFonts w:ascii="Sakkal Majalla" w:hAnsi="Sakkal Majalla" w:cs="Sakkal Majalla"/>
+          <w:sz w:val="28"/>
+          <w:szCs w:val="28"/>
+        </w:rPr>
+      </w:pPr>
+      <w:r>
+        <w:rPr>
+          <w:rFonts w:ascii="Sakkal Majalla" w:hAnsi="Sakkal Majalla" w:cs="Sakkal Majalla"/>
+          <w:sz w:val="28"/>
+          <w:szCs w:val="28"/>
+        </w:rPr>
+        <w:lastRenderedPageBreak/>
+        <w:t>The dto for request is:</w:t>
+      </w:r>
+    </w:p>
+    <w:p>
+      <w:pPr>
+        <w:shd w:val="clear" w:color="auto" w:fill="FFFFFF"/>
+        <w:spacing w:after="0" w:line="285" w:lineRule="atLeast"/>
+        <w:rPr>
+          <w:rFonts w:ascii="Consolas" w:eastAsia="Times New Roman" w:hAnsi="Consolas" w:cs="Times New Roman"/>
+          <w:color w:val="3B3B3B"/>
+          <w:kern w:val="0"/>
+          <w:sz w:val="21"/>
+          <w:szCs w:val="21"/>
+          <w14:ligatures w14:val="none"/>
+        </w:rPr>
+      </w:pPr>
+      <w:r>
+        <w:rPr>
+          <w:rFonts w:ascii="Consolas" w:eastAsia="Times New Roman" w:hAnsi="Consolas" w:cs="Times New Roman"/>
+          <w:color w:val="0000FF"/>
+          <w:kern w:val="0"/>
+          <w:sz w:val="21"/>
+          <w:szCs w:val="21"/>
+          <w14:ligatures w14:val="none"/>
+        </w:rPr>
+        <w:t>package</w:t>
+      </w:r>
+      <w:r>
+        <w:rPr>
+          <w:rFonts w:ascii="Consolas" w:eastAsia="Times New Roman" w:hAnsi="Consolas" w:cs="Times New Roman"/>
+          <w:color w:val="3B3B3B"/>
+          <w:kern w:val="0"/>
+          <w:sz w:val="21"/>
+          <w:szCs w:val="21"/>
+          <w14:ligatures w14:val="none"/>
+        </w:rPr>
+        <w:t xml:space="preserve"> </w:t>
+      </w:r>
+      <w:r>
+        <w:rPr>
+          <w:rFonts w:ascii="Consolas" w:eastAsia="Times New Roman" w:hAnsi="Consolas" w:cs="Times New Roman"/>
+          <w:color w:val="267F99"/>
+          <w:kern w:val="0"/>
+          <w:sz w:val="21"/>
+          <w:szCs w:val="21"/>
+          <w14:ligatures w14:val="none"/>
+        </w:rPr>
+        <w:t>com</w:t>
+      </w:r>
+      <w:r>
+        <w:rPr>
+          <w:rFonts w:ascii="Consolas" w:eastAsia="Times New Roman" w:hAnsi="Consolas" w:cs="Times New Roman"/>
+          <w:color w:val="000000"/>
+          <w:kern w:val="0"/>
+          <w:sz w:val="21"/>
+          <w:szCs w:val="21"/>
+          <w14:ligatures w14:val="none"/>
+        </w:rPr>
+        <w:t>.</w:t>
+      </w:r>
+      <w:r>
+        <w:rPr>
+          <w:rFonts w:ascii="Consolas" w:eastAsia="Times New Roman" w:hAnsi="Consolas" w:cs="Times New Roman"/>
+          <w:color w:val="267F99"/>
+          <w:kern w:val="0"/>
+          <w:sz w:val="21"/>
+          <w:szCs w:val="21"/>
+          <w14:ligatures w14:val="none"/>
+        </w:rPr>
+        <w:t>jloka</w:t>
+      </w:r>
+      <w:r>
+        <w:rPr>
+          <w:rFonts w:ascii="Consolas" w:eastAsia="Times New Roman" w:hAnsi="Consolas" w:cs="Times New Roman"/>
+          <w:color w:val="000000"/>
+          <w:kern w:val="0"/>
+          <w:sz w:val="21"/>
+          <w:szCs w:val="21"/>
+          <w14:ligatures w14:val="none"/>
+        </w:rPr>
+        <w:t>.</w:t>
+      </w:r>
+      <w:r>
+        <w:rPr>
+          <w:rFonts w:ascii="Consolas" w:eastAsia="Times New Roman" w:hAnsi="Consolas" w:cs="Times New Roman"/>
+          <w:color w:val="267F99"/>
+          <w:kern w:val="0"/>
+          <w:sz w:val="21"/>
+          <w:szCs w:val="21"/>
+          <w14:ligatures w14:val="none"/>
+        </w:rPr>
+        <w:t>authorization</w:t>
+      </w:r>
+      <w:r>
+        <w:rPr>
+          <w:rFonts w:ascii="Consolas" w:eastAsia="Times New Roman" w:hAnsi="Consolas" w:cs="Times New Roman"/>
+          <w:color w:val="000000"/>
+          <w:kern w:val="0"/>
+          <w:sz w:val="21"/>
+          <w:szCs w:val="21"/>
+          <w14:ligatures w14:val="none"/>
+        </w:rPr>
+        <w:t>.</w:t>
+      </w:r>
+      <w:r>
+        <w:rPr>
+          <w:rFonts w:ascii="Consolas" w:eastAsia="Times New Roman" w:hAnsi="Consolas" w:cs="Times New Roman"/>
+          <w:color w:val="267F99"/>
+          <w:kern w:val="0"/>
+          <w:sz w:val="21"/>
+          <w:szCs w:val="21"/>
+          <w14:ligatures w14:val="none"/>
+        </w:rPr>
+        <w:t>dto</w:t>
+      </w:r>
+      <w:r>
+        <w:rPr>
+          <w:rFonts w:ascii="Consolas" w:eastAsia="Times New Roman" w:hAnsi="Consolas" w:cs="Times New Roman"/>
+          <w:color w:val="3B3B3B"/>
+          <w:kern w:val="0"/>
+          <w:sz w:val="21"/>
+          <w:szCs w:val="21"/>
+          <w14:ligatures w14:val="none"/>
+        </w:rPr>
+        <w:t>;</w:t>
+      </w:r>
+    </w:p>
+    <w:p>
+      <w:pPr>
+        <w:shd w:val="clear" w:color="auto" w:fill="FFFFFF"/>
+        <w:spacing w:after="0" w:line="285" w:lineRule="atLeast"/>
+        <w:rPr>
+          <w:rFonts w:ascii="Consolas" w:eastAsia="Times New Roman" w:hAnsi="Consolas" w:cs="Times New Roman"/>
+          <w:color w:val="3B3B3B"/>
+          <w:kern w:val="0"/>
+          <w:sz w:val="21"/>
+          <w:szCs w:val="21"/>
+          <w14:ligatures w14:val="none"/>
+        </w:rPr>
+      </w:pPr>
+    </w:p>
+    <w:p>
+      <w:pPr>
+        <w:shd w:val="clear" w:color="auto" w:fill="FFFFFF"/>
+        <w:spacing w:after="0" w:line="285" w:lineRule="atLeast"/>
+        <w:rPr>
+          <w:rFonts w:ascii="Consolas" w:eastAsia="Times New Roman" w:hAnsi="Consolas" w:cs="Times New Roman"/>
+          <w:color w:val="3B3B3B"/>
+          <w:kern w:val="0"/>
+          <w:sz w:val="21"/>
+          <w:szCs w:val="21"/>
+          <w14:ligatures w14:val="none"/>
+        </w:rPr>
+      </w:pPr>
+      <w:r>
+        <w:rPr>
+          <w:rFonts w:ascii="Consolas" w:eastAsia="Times New Roman" w:hAnsi="Consolas" w:cs="Times New Roman"/>
+          <w:color w:val="0000FF"/>
+          <w:kern w:val="0"/>
+          <w:sz w:val="21"/>
+          <w:szCs w:val="21"/>
+          <w14:ligatures w14:val="none"/>
+        </w:rPr>
+        <w:t>import</w:t>
+      </w:r>
+      <w:r>
+        <w:rPr>
+          <w:rFonts w:ascii="Consolas" w:eastAsia="Times New Roman" w:hAnsi="Consolas" w:cs="Times New Roman"/>
+          <w:color w:val="3B3B3B"/>
+          <w:kern w:val="0"/>
+          <w:sz w:val="21"/>
+          <w:szCs w:val="21"/>
+          <w14:ligatures w14:val="none"/>
+        </w:rPr>
+        <w:t xml:space="preserve"> </w:t>
+      </w:r>
+      <w:proofErr w:type="gramStart"/>
+      <w:r>
+        <w:rPr>
+          <w:rFonts w:ascii="Consolas" w:eastAsia="Times New Roman" w:hAnsi="Consolas" w:cs="Times New Roman"/>
+          <w:color w:val="267F99"/>
+          <w:kern w:val="0"/>
+          <w:sz w:val="21"/>
+          <w:szCs w:val="21"/>
+          <w14:ligatures w14:val="none"/>
+        </w:rPr>
+        <w:t>lombok</w:t>
+      </w:r>
+      <w:r>
+        <w:rPr>
+          <w:rFonts w:ascii="Consolas" w:eastAsia="Times New Roman" w:hAnsi="Consolas" w:cs="Times New Roman"/>
+          <w:color w:val="000000"/>
+          <w:kern w:val="0"/>
+          <w:sz w:val="21"/>
+          <w:szCs w:val="21"/>
+          <w14:ligatures w14:val="none"/>
+        </w:rPr>
+        <w:t>.</w:t>
+      </w:r>
+      <w:r>
+        <w:rPr>
+          <w:rFonts w:ascii="Consolas" w:eastAsia="Times New Roman" w:hAnsi="Consolas" w:cs="Times New Roman"/>
+          <w:color w:val="267F99"/>
+          <w:kern w:val="0"/>
+          <w:sz w:val="21"/>
+          <w:szCs w:val="21"/>
+          <w14:ligatures w14:val="none"/>
+        </w:rPr>
+        <w:t>Data</w:t>
+      </w:r>
+      <w:proofErr w:type="gramEnd"/>
+      <w:r>
+        <w:rPr>
+          <w:rFonts w:ascii="Consolas" w:eastAsia="Times New Roman" w:hAnsi="Consolas" w:cs="Times New Roman"/>
+          <w:color w:val="3B3B3B"/>
+          <w:kern w:val="0"/>
+          <w:sz w:val="21"/>
+          <w:szCs w:val="21"/>
+          <w14:ligatures w14:val="none"/>
+        </w:rPr>
+        <w:t>;</w:t>
+      </w:r>
+    </w:p>
+    <w:p>
+      <w:pPr>
+        <w:shd w:val="clear" w:color="auto" w:fill="FFFFFF"/>
+        <w:spacing w:after="0" w:line="285" w:lineRule="atLeast"/>
+        <w:rPr>
+          <w:rFonts w:ascii="Consolas" w:eastAsia="Times New Roman" w:hAnsi="Consolas" w:cs="Times New Roman"/>
+          <w:color w:val="3B3B3B"/>
+          <w:kern w:val="0"/>
+          <w:sz w:val="21"/>
+          <w:szCs w:val="21"/>
+          <w14:ligatures w14:val="none"/>
+        </w:rPr>
+      </w:pPr>
+    </w:p>
+    <w:p>
+      <w:pPr>
+        <w:shd w:val="clear" w:color="auto" w:fill="FFFFFF"/>
+        <w:spacing w:after="0" w:line="285" w:lineRule="atLeast"/>
+        <w:rPr>
+          <w:rFonts w:ascii="Consolas" w:eastAsia="Times New Roman" w:hAnsi="Consolas" w:cs="Times New Roman"/>
+          <w:color w:val="3B3B3B"/>
+          <w:kern w:val="0"/>
+          <w:sz w:val="21"/>
+          <w:szCs w:val="21"/>
+          <w14:ligatures w14:val="none"/>
+        </w:rPr>
+      </w:pPr>
+      <w:r>
+        <w:rPr>
+          <w:rFonts w:ascii="Consolas" w:eastAsia="Times New Roman" w:hAnsi="Consolas" w:cs="Times New Roman"/>
+          <w:color w:val="3B3B3B"/>
+          <w:kern w:val="0"/>
+          <w:sz w:val="21"/>
+          <w:szCs w:val="21"/>
+          <w14:ligatures w14:val="none"/>
+        </w:rPr>
+        <w:t>@</w:t>
+      </w:r>
+      <w:r>
+        <w:rPr>
+          <w:rFonts w:ascii="Consolas" w:eastAsia="Times New Roman" w:hAnsi="Consolas" w:cs="Times New Roman"/>
+          <w:color w:val="267F99"/>
+          <w:kern w:val="0"/>
+          <w:sz w:val="21"/>
+          <w:szCs w:val="21"/>
+          <w14:ligatures w14:val="none"/>
+        </w:rPr>
+        <w:t>Data</w:t>
+      </w:r>
+    </w:p>
+    <w:p>
+      <w:pPr>
+        <w:shd w:val="clear" w:color="auto" w:fill="FFFFFF"/>
+        <w:spacing w:after="0" w:line="285" w:lineRule="atLeast"/>
+        <w:rPr>
+          <w:rFonts w:ascii="Consolas" w:eastAsia="Times New Roman" w:hAnsi="Consolas" w:cs="Times New Roman"/>
+          <w:color w:val="3B3B3B"/>
+          <w:kern w:val="0"/>
+          <w:sz w:val="21"/>
+          <w:szCs w:val="21"/>
+          <w14:ligatures w14:val="none"/>
+        </w:rPr>
+      </w:pPr>
+      <w:r>
+        <w:rPr>
+          <w:rFonts w:ascii="Consolas" w:eastAsia="Times New Roman" w:hAnsi="Consolas" w:cs="Times New Roman"/>
+          <w:color w:val="0000FF"/>
+          <w:kern w:val="0"/>
+          <w:sz w:val="21"/>
+          <w:szCs w:val="21"/>
+          <w14:ligatures w14:val="none"/>
+        </w:rPr>
+        <w:t>public</w:t>
+      </w:r>
+      <w:r>
+        <w:rPr>
+          <w:rFonts w:ascii="Consolas" w:eastAsia="Times New Roman" w:hAnsi="Consolas" w:cs="Times New Roman"/>
+          <w:color w:val="3B3B3B"/>
+          <w:kern w:val="0"/>
+          <w:sz w:val="21"/>
+          <w:szCs w:val="21"/>
+          <w14:ligatures w14:val="none"/>
+        </w:rPr>
+        <w:t xml:space="preserve"> </w:t>
+      </w:r>
+      <w:r>
+        <w:rPr>
+          <w:rFonts w:ascii="Consolas" w:eastAsia="Times New Roman" w:hAnsi="Consolas" w:cs="Times New Roman"/>
+          <w:color w:val="0000FF"/>
+          <w:kern w:val="0"/>
+          <w:sz w:val="21"/>
+          <w:szCs w:val="21"/>
+          <w14:ligatures w14:val="none"/>
+        </w:rPr>
+        <w:t>class</w:t>
+      </w:r>
+      <w:r>
+        <w:rPr>
+          <w:rFonts w:ascii="Consolas" w:eastAsia="Times New Roman" w:hAnsi="Consolas" w:cs="Times New Roman"/>
+          <w:color w:val="3B3B3B"/>
+          <w:kern w:val="0"/>
+          <w:sz w:val="21"/>
+          <w:szCs w:val="21"/>
+          <w14:ligatures w14:val="none"/>
+        </w:rPr>
+        <w:t xml:space="preserve"> </w:t>
+      </w:r>
+      <w:r>
+        <w:rPr>
+          <w:rFonts w:ascii="Consolas" w:eastAsia="Times New Roman" w:hAnsi="Consolas" w:cs="Times New Roman"/>
+          <w:color w:val="267F99"/>
+          <w:kern w:val="0"/>
+          <w:sz w:val="21"/>
+          <w:szCs w:val="21"/>
+          <w14:ligatures w14:val="none"/>
+        </w:rPr>
+        <w:t>AuthRequest</w:t>
+      </w:r>
+      <w:r>
+        <w:rPr>
+          <w:rFonts w:ascii="Consolas" w:eastAsia="Times New Roman" w:hAnsi="Consolas" w:cs="Times New Roman"/>
+          <w:color w:val="3B3B3B"/>
+          <w:kern w:val="0"/>
+          <w:sz w:val="21"/>
+          <w:szCs w:val="21"/>
+          <w14:ligatures w14:val="none"/>
+        </w:rPr>
+        <w:t xml:space="preserve"> {</w:t>
+      </w:r>
+    </w:p>
+    <w:p>
+      <w:pPr>
+        <w:shd w:val="clear" w:color="auto" w:fill="FFFFFF"/>
+        <w:spacing w:after="0" w:line="285" w:lineRule="atLeast"/>
+        <w:rPr>
+          <w:rFonts w:ascii="Consolas" w:eastAsia="Times New Roman" w:hAnsi="Consolas" w:cs="Times New Roman"/>
+          <w:color w:val="3B3B3B"/>
+          <w:kern w:val="0"/>
+          <w:sz w:val="21"/>
+          <w:szCs w:val="21"/>
+          <w14:ligatures w14:val="none"/>
+        </w:rPr>
+      </w:pPr>
+      <w:r>
+        <w:rPr>
+          <w:rFonts w:ascii="Consolas" w:eastAsia="Times New Roman" w:hAnsi="Consolas" w:cs="Times New Roman"/>
+          <w:color w:val="3B3B3B"/>
+          <w:kern w:val="0"/>
+          <w:sz w:val="21"/>
+          <w:szCs w:val="21"/>
+          <w14:ligatures w14:val="none"/>
+        </w:rPr>
+        <w:t xml:space="preserve">    </w:t>
+      </w:r>
+      <w:r>
+        <w:rPr>
+          <w:rFonts w:ascii="Consolas" w:eastAsia="Times New Roman" w:hAnsi="Consolas" w:cs="Times New Roman"/>
+          <w:color w:val="0000FF"/>
+          <w:kern w:val="0"/>
+          <w:sz w:val="21"/>
+          <w:szCs w:val="21"/>
+          <w14:ligatures w14:val="none"/>
+        </w:rPr>
+        <w:t>private</w:t>
+      </w:r>
+      <w:r>
+        <w:rPr>
+          <w:rFonts w:ascii="Consolas" w:eastAsia="Times New Roman" w:hAnsi="Consolas" w:cs="Times New Roman"/>
+          <w:color w:val="3B3B3B"/>
+          <w:kern w:val="0"/>
+          <w:sz w:val="21"/>
+          <w:szCs w:val="21"/>
+          <w14:ligatures w14:val="none"/>
+        </w:rPr>
+        <w:t xml:space="preserve"> </w:t>
+      </w:r>
+      <w:r>
+        <w:rPr>
+          <w:rFonts w:ascii="Consolas" w:eastAsia="Times New Roman" w:hAnsi="Consolas" w:cs="Times New Roman"/>
+          <w:color w:val="267F99"/>
+          <w:kern w:val="0"/>
+          <w:sz w:val="21"/>
+          <w:szCs w:val="21"/>
+          <w14:ligatures w14:val="none"/>
+        </w:rPr>
+        <w:t>String</w:t>
+      </w:r>
+      <w:r>
+        <w:rPr>
+          <w:rFonts w:ascii="Consolas" w:eastAsia="Times New Roman" w:hAnsi="Consolas" w:cs="Times New Roman"/>
+          <w:color w:val="3B3B3B"/>
+          <w:kern w:val="0"/>
+          <w:sz w:val="21"/>
+          <w:szCs w:val="21"/>
+          <w14:ligatures w14:val="none"/>
+        </w:rPr>
+        <w:t xml:space="preserve"> </w:t>
+      </w:r>
+      <w:r>
+        <w:rPr>
+          <w:rFonts w:ascii="Consolas" w:eastAsia="Times New Roman" w:hAnsi="Consolas" w:cs="Times New Roman"/>
+          <w:color w:val="001080"/>
+          <w:kern w:val="0"/>
+          <w:sz w:val="21"/>
+          <w:szCs w:val="21"/>
+          <w14:ligatures w14:val="none"/>
+        </w:rPr>
+        <w:t>username</w:t>
+      </w:r>
+      <w:r>
+        <w:rPr>
+          <w:rFonts w:ascii="Consolas" w:eastAsia="Times New Roman" w:hAnsi="Consolas" w:cs="Times New Roman"/>
+          <w:color w:val="3B3B3B"/>
+          <w:kern w:val="0"/>
+          <w:sz w:val="21"/>
+          <w:szCs w:val="21"/>
+          <w14:ligatures w14:val="none"/>
+        </w:rPr>
+        <w:t>;</w:t>
+      </w:r>
+    </w:p>
+    <w:p>
+      <w:pPr>
+        <w:shd w:val="clear" w:color="auto" w:fill="FFFFFF"/>
+        <w:spacing w:after="0" w:line="285" w:lineRule="atLeast"/>
+        <w:rPr>
+          <w:rFonts w:ascii="Consolas" w:eastAsia="Times New Roman" w:hAnsi="Consolas" w:cs="Times New Roman"/>
+          <w:color w:val="3B3B3B"/>
+          <w:kern w:val="0"/>
+          <w:sz w:val="21"/>
+          <w:szCs w:val="21"/>
+          <w14:ligatures w14:val="none"/>
+        </w:rPr>
+      </w:pPr>
+      <w:r>
+        <w:rPr>
+          <w:rFonts w:ascii="Consolas" w:eastAsia="Times New Roman" w:hAnsi="Consolas" w:cs="Times New Roman"/>
+          <w:color w:val="3B3B3B"/>
+          <w:kern w:val="0"/>
+          <w:sz w:val="21"/>
+          <w:szCs w:val="21"/>
+          <w14:ligatures w14:val="none"/>
+        </w:rPr>
+        <w:t xml:space="preserve">    </w:t>
+      </w:r>
+      <w:r>
+        <w:rPr>
+          <w:rFonts w:ascii="Consolas" w:eastAsia="Times New Roman" w:hAnsi="Consolas" w:cs="Times New Roman"/>
+          <w:color w:val="0000FF"/>
+          <w:kern w:val="0"/>
+          <w:sz w:val="21"/>
+          <w:szCs w:val="21"/>
+          <w14:ligatures w14:val="none"/>
+        </w:rPr>
+        <w:t>private</w:t>
+      </w:r>
+      <w:r>
+        <w:rPr>
+          <w:rFonts w:ascii="Consolas" w:eastAsia="Times New Roman" w:hAnsi="Consolas" w:cs="Times New Roman"/>
+          <w:color w:val="3B3B3B"/>
+          <w:kern w:val="0"/>
+          <w:sz w:val="21"/>
+          <w:szCs w:val="21"/>
+          <w14:ligatures w14:val="none"/>
+        </w:rPr>
+        <w:t xml:space="preserve"> </w:t>
+      </w:r>
+      <w:r>
+        <w:rPr>
+          <w:rFonts w:ascii="Consolas" w:eastAsia="Times New Roman" w:hAnsi="Consolas" w:cs="Times New Roman"/>
+          <w:color w:val="267F99"/>
+          <w:kern w:val="0"/>
+          <w:sz w:val="21"/>
+          <w:szCs w:val="21"/>
+          <w14:ligatures w14:val="none"/>
+        </w:rPr>
+        <w:t>String</w:t>
+      </w:r>
+      <w:r>
+        <w:rPr>
+          <w:rFonts w:ascii="Consolas" w:eastAsia="Times New Roman" w:hAnsi="Consolas" w:cs="Times New Roman"/>
+          <w:color w:val="3B3B3B"/>
+          <w:kern w:val="0"/>
+          <w:sz w:val="21"/>
+          <w:szCs w:val="21"/>
+          <w14:ligatures w14:val="none"/>
+        </w:rPr>
+        <w:t xml:space="preserve"> </w:t>
+      </w:r>
+      <w:r>
+        <w:rPr>
+          <w:rFonts w:ascii="Consolas" w:eastAsia="Times New Roman" w:hAnsi="Consolas" w:cs="Times New Roman"/>
+          <w:color w:val="001080"/>
+          <w:kern w:val="0"/>
+          <w:sz w:val="21"/>
+          <w:szCs w:val="21"/>
+          <w14:ligatures w14:val="none"/>
+        </w:rPr>
+        <w:t>password</w:t>
+      </w:r>
+      <w:r>
+        <w:rPr>
+          <w:rFonts w:ascii="Consolas" w:eastAsia="Times New Roman" w:hAnsi="Consolas" w:cs="Times New Roman"/>
+          <w:color w:val="3B3B3B"/>
+          <w:kern w:val="0"/>
+          <w:sz w:val="21"/>
+          <w:szCs w:val="21"/>
+          <w14:ligatures w14:val="none"/>
+        </w:rPr>
+        <w:t>;</w:t>
+      </w:r>
+    </w:p>
+    <w:p>
+      <w:pPr>
+        <w:shd w:val="clear" w:color="auto" w:fill="FFFFFF"/>
+        <w:spacing w:after="0" w:line="285" w:lineRule="atLeast"/>
+        <w:rPr>
+          <w:rFonts w:ascii="Consolas" w:eastAsia="Times New Roman" w:hAnsi="Consolas" w:cs="Times New Roman"/>
+          <w:color w:val="3B3B3B"/>
+          <w:kern w:val="0"/>
+          <w:sz w:val="21"/>
+          <w:szCs w:val="21"/>
+          <w14:ligatures w14:val="none"/>
+        </w:rPr>
+      </w:pPr>
+      <w:r>
+        <w:rPr>
+          <w:rFonts w:ascii="Consolas" w:eastAsia="Times New Roman" w:hAnsi="Consolas" w:cs="Times New Roman"/>
+          <w:color w:val="3B3B3B"/>
+          <w:kern w:val="0"/>
+          <w:sz w:val="21"/>
+          <w:szCs w:val="21"/>
+          <w14:ligatures w14:val="none"/>
+        </w:rPr>
+        <w:t>}</w:t>
+      </w:r>
+    </w:p>
+    <w:p>
+      <w:pPr>
+        <w:ind w:left="720" w:firstLine="720"/>
+        <w:rPr>
+          <w:rFonts w:ascii="Sakkal Majalla" w:hAnsi="Sakkal Majalla" w:cs="Sakkal Majalla"/>
+          <w:sz w:val="28"/>
+          <w:szCs w:val="28"/>
+        </w:rPr>
+      </w:pPr>
+      <w:r>
+        <w:rPr>
+          <w:rFonts w:ascii="Sakkal Majalla" w:hAnsi="Sakkal Majalla" w:cs="Sakkal Majalla"/>
+          <w:sz w:val="28"/>
+          <w:szCs w:val="28"/>
+        </w:rPr>
+        <w:t>--------------------------------------------------------------------------------------</w:t>
+      </w:r>
+    </w:p>
+    <w:p>
+      <w:pPr>
+        <w:rPr>
+          <w:rFonts w:ascii="Sakkal Majalla" w:hAnsi="Sakkal Majalla" w:cs="Sakkal Majalla"/>
+          <w:sz w:val="28"/>
+          <w:szCs w:val="28"/>
+        </w:rPr>
+      </w:pPr>
+      <w:r>
+        <w:rPr>
+          <w:rFonts w:ascii="Sakkal Majalla" w:hAnsi="Sakkal Majalla" w:cs="Sakkal Majalla"/>
+          <w:sz w:val="28"/>
+          <w:szCs w:val="28"/>
+        </w:rPr>
+        <w:t>The dto of token response is:</w:t>
+      </w:r>
+    </w:p>
+    <w:p>
+      <w:pPr>
+        <w:shd w:val="clear" w:color="auto" w:fill="FFFFFF"/>
+        <w:spacing w:after="0" w:line="285" w:lineRule="atLeast"/>
+        <w:rPr>
+          <w:rFonts w:ascii="Consolas" w:eastAsia="Times New Roman" w:hAnsi="Consolas" w:cs="Times New Roman"/>
+          <w:color w:val="3B3B3B"/>
+          <w:kern w:val="0"/>
+          <w:sz w:val="21"/>
+          <w:szCs w:val="21"/>
+          <w14:ligatures w14:val="none"/>
+        </w:rPr>
+      </w:pPr>
+      <w:r>
+        <w:rPr>
+          <w:rFonts w:ascii="Consolas" w:eastAsia="Times New Roman" w:hAnsi="Consolas" w:cs="Times New Roman"/>
+          <w:color w:val="0000FF"/>
+          <w:kern w:val="0"/>
+          <w:sz w:val="21"/>
+          <w:szCs w:val="21"/>
+          <w14:ligatures w14:val="none"/>
+        </w:rPr>
+        <w:t>package</w:t>
+      </w:r>
+      <w:r>
+        <w:rPr>
+          <w:rFonts w:ascii="Consolas" w:eastAsia="Times New Roman" w:hAnsi="Consolas" w:cs="Times New Roman"/>
+          <w:color w:val="3B3B3B"/>
+          <w:kern w:val="0"/>
+          <w:sz w:val="21"/>
+          <w:szCs w:val="21"/>
+          <w14:ligatures w14:val="none"/>
+        </w:rPr>
+        <w:t xml:space="preserve"> </w:t>
+      </w:r>
+      <w:r>
+        <w:rPr>
+          <w:rFonts w:ascii="Consolas" w:eastAsia="Times New Roman" w:hAnsi="Consolas" w:cs="Times New Roman"/>
+          <w:color w:val="267F99"/>
+          <w:kern w:val="0"/>
+          <w:sz w:val="21"/>
+          <w:szCs w:val="21"/>
+          <w14:ligatures w14:val="none"/>
+        </w:rPr>
+        <w:t>com</w:t>
+      </w:r>
+      <w:r>
+        <w:rPr>
+          <w:rFonts w:ascii="Consolas" w:eastAsia="Times New Roman" w:hAnsi="Consolas" w:cs="Times New Roman"/>
+          <w:color w:val="000000"/>
+          <w:kern w:val="0"/>
+          <w:sz w:val="21"/>
+          <w:szCs w:val="21"/>
+          <w14:ligatures w14:val="none"/>
+        </w:rPr>
+        <w:t>.</w:t>
+      </w:r>
+      <w:r>
+        <w:rPr>
+          <w:rFonts w:ascii="Consolas" w:eastAsia="Times New Roman" w:hAnsi="Consolas" w:cs="Times New Roman"/>
+          <w:color w:val="267F99"/>
+          <w:kern w:val="0"/>
+          <w:sz w:val="21"/>
+          <w:szCs w:val="21"/>
+          <w14:ligatures w14:val="none"/>
+        </w:rPr>
+        <w:t>jloka</w:t>
+      </w:r>
+      <w:r>
+        <w:rPr>
+          <w:rFonts w:ascii="Consolas" w:eastAsia="Times New Roman" w:hAnsi="Consolas" w:cs="Times New Roman"/>
+          <w:color w:val="000000"/>
+          <w:kern w:val="0"/>
+          <w:sz w:val="21"/>
+          <w:szCs w:val="21"/>
+          <w14:ligatures w14:val="none"/>
+        </w:rPr>
+        <w:t>.</w:t>
+      </w:r>
+      <w:r>
+        <w:rPr>
+          <w:rFonts w:ascii="Consolas" w:eastAsia="Times New Roman" w:hAnsi="Consolas" w:cs="Times New Roman"/>
+          <w:color w:val="267F99"/>
+          <w:kern w:val="0"/>
+          <w:sz w:val="21"/>
+          <w:szCs w:val="21"/>
+          <w14:ligatures w14:val="none"/>
+        </w:rPr>
+        <w:t>authorization</w:t>
+      </w:r>
+      <w:r>
+        <w:rPr>
+          <w:rFonts w:ascii="Consolas" w:eastAsia="Times New Roman" w:hAnsi="Consolas" w:cs="Times New Roman"/>
+          <w:color w:val="000000"/>
+          <w:kern w:val="0"/>
+          <w:sz w:val="21"/>
+          <w:szCs w:val="21"/>
+          <w14:ligatures w14:val="none"/>
+        </w:rPr>
+        <w:t>.</w:t>
+      </w:r>
+      <w:r>
+        <w:rPr>
+          <w:rFonts w:ascii="Consolas" w:eastAsia="Times New Roman" w:hAnsi="Consolas" w:cs="Times New Roman"/>
+          <w:color w:val="267F99"/>
+          <w:kern w:val="0"/>
+          <w:sz w:val="21"/>
+          <w:szCs w:val="21"/>
+          <w14:ligatures w14:val="none"/>
+        </w:rPr>
+        <w:t>dto</w:t>
+      </w:r>
+      <w:r>
+        <w:rPr>
+          <w:rFonts w:ascii="Consolas" w:eastAsia="Times New Roman" w:hAnsi="Consolas" w:cs="Times New Roman"/>
+          <w:color w:val="3B3B3B"/>
+          <w:kern w:val="0"/>
+          <w:sz w:val="21"/>
+          <w:szCs w:val="21"/>
+          <w14:ligatures w14:val="none"/>
+        </w:rPr>
+        <w:t>;</w:t>
+      </w:r>
+    </w:p>
+    <w:p>
+      <w:pPr>
+        <w:shd w:val="clear" w:color="auto" w:fill="FFFFFF"/>
+        <w:spacing w:after="0" w:line="285" w:lineRule="atLeast"/>
+        <w:rPr>
+          <w:rFonts w:ascii="Consolas" w:eastAsia="Times New Roman" w:hAnsi="Consolas" w:cs="Times New Roman"/>
+          <w:color w:val="3B3B3B"/>
+          <w:kern w:val="0"/>
+          <w:sz w:val="21"/>
+          <w:szCs w:val="21"/>
+          <w14:ligatures w14:val="none"/>
+        </w:rPr>
+      </w:pPr>
+    </w:p>
+    <w:p>
+      <w:pPr>
+        <w:shd w:val="clear" w:color="auto" w:fill="FFFFFF"/>
+        <w:spacing w:after="0" w:line="285" w:lineRule="atLeast"/>
+        <w:rPr>
+          <w:rFonts w:ascii="Consolas" w:eastAsia="Times New Roman" w:hAnsi="Consolas" w:cs="Times New Roman"/>
+          <w:color w:val="3B3B3B"/>
+          <w:kern w:val="0"/>
+          <w:sz w:val="21"/>
+          <w:szCs w:val="21"/>
+          <w14:ligatures w14:val="none"/>
+        </w:rPr>
+      </w:pPr>
+      <w:r>
+        <w:rPr>
+          <w:rFonts w:ascii="Consolas" w:eastAsia="Times New Roman" w:hAnsi="Consolas" w:cs="Times New Roman"/>
+          <w:color w:val="0000FF"/>
+          <w:kern w:val="0"/>
+          <w:sz w:val="21"/>
+          <w:szCs w:val="21"/>
+          <w14:ligatures w14:val="none"/>
+        </w:rPr>
+        <w:t>import</w:t>
+      </w:r>
+      <w:r>
+        <w:rPr>
+          <w:rFonts w:ascii="Consolas" w:eastAsia="Times New Roman" w:hAnsi="Consolas" w:cs="Times New Roman"/>
+          <w:color w:val="3B3B3B"/>
+          <w:kern w:val="0"/>
+          <w:sz w:val="21"/>
+          <w:szCs w:val="21"/>
+          <w14:ligatures w14:val="none"/>
+        </w:rPr>
+        <w:t xml:space="preserve"> </w:t>
+      </w:r>
+      <w:proofErr w:type="gramStart"/>
+      <w:r>
+        <w:rPr>
+          <w:rFonts w:ascii="Consolas" w:eastAsia="Times New Roman" w:hAnsi="Consolas" w:cs="Times New Roman"/>
+          <w:color w:val="267F99"/>
+          <w:kern w:val="0"/>
+          <w:sz w:val="21"/>
+          <w:szCs w:val="21"/>
+          <w14:ligatures w14:val="none"/>
+        </w:rPr>
+        <w:t>lombok</w:t>
+      </w:r>
+      <w:r>
+        <w:rPr>
+          <w:rFonts w:ascii="Consolas" w:eastAsia="Times New Roman" w:hAnsi="Consolas" w:cs="Times New Roman"/>
+          <w:color w:val="000000"/>
+          <w:kern w:val="0"/>
+          <w:sz w:val="21"/>
+          <w:szCs w:val="21"/>
+          <w14:ligatures w14:val="none"/>
+        </w:rPr>
+        <w:t>.</w:t>
+      </w:r>
+      <w:r>
+        <w:rPr>
+          <w:rFonts w:ascii="Consolas" w:eastAsia="Times New Roman" w:hAnsi="Consolas" w:cs="Times New Roman"/>
+          <w:color w:val="267F99"/>
+          <w:kern w:val="0"/>
+          <w:sz w:val="21"/>
+          <w:szCs w:val="21"/>
+          <w14:ligatures w14:val="none"/>
+        </w:rPr>
+        <w:t>AllArgsConstructor</w:t>
+      </w:r>
+      <w:proofErr w:type="gramEnd"/>
+      <w:r>
+        <w:rPr>
+          <w:rFonts w:ascii="Consolas" w:eastAsia="Times New Roman" w:hAnsi="Consolas" w:cs="Times New Roman"/>
+          <w:color w:val="3B3B3B"/>
+          <w:kern w:val="0"/>
+          <w:sz w:val="21"/>
+          <w:szCs w:val="21"/>
+          <w14:ligatures w14:val="none"/>
+        </w:rPr>
+        <w:t>;</w:t>
+      </w:r>
+    </w:p>
+    <w:p>
+      <w:pPr>
+        <w:shd w:val="clear" w:color="auto" w:fill="FFFFFF"/>
+        <w:spacing w:after="0" w:line="285" w:lineRule="atLeast"/>
+        <w:rPr>
+          <w:rFonts w:ascii="Consolas" w:eastAsia="Times New Roman" w:hAnsi="Consolas" w:cs="Times New Roman"/>
+          <w:color w:val="3B3B3B"/>
+          <w:kern w:val="0"/>
+          <w:sz w:val="21"/>
+          <w:szCs w:val="21"/>
+          <w14:ligatures w14:val="none"/>
+        </w:rPr>
+      </w:pPr>
+      <w:r>
+        <w:rPr>
+          <w:rFonts w:ascii="Consolas" w:eastAsia="Times New Roman" w:hAnsi="Consolas" w:cs="Times New Roman"/>
+          <w:color w:val="0000FF"/>
+          <w:kern w:val="0"/>
+          <w:sz w:val="21"/>
+          <w:szCs w:val="21"/>
+          <w14:ligatures w14:val="none"/>
+        </w:rPr>
+        <w:t>import</w:t>
+      </w:r>
+      <w:r>
+        <w:rPr>
+          <w:rFonts w:ascii="Consolas" w:eastAsia="Times New Roman" w:hAnsi="Consolas" w:cs="Times New Roman"/>
+          <w:color w:val="3B3B3B"/>
+          <w:kern w:val="0"/>
+          <w:sz w:val="21"/>
+          <w:szCs w:val="21"/>
+          <w14:ligatures w14:val="none"/>
+        </w:rPr>
+        <w:t xml:space="preserve"> </w:t>
+      </w:r>
+      <w:proofErr w:type="gramStart"/>
+      <w:r>
+        <w:rPr>
+          <w:rFonts w:ascii="Consolas" w:eastAsia="Times New Roman" w:hAnsi="Consolas" w:cs="Times New Roman"/>
+          <w:color w:val="267F99"/>
+          <w:kern w:val="0"/>
+          <w:sz w:val="21"/>
+          <w:szCs w:val="21"/>
+          <w14:ligatures w14:val="none"/>
+        </w:rPr>
+        <w:t>lombok</w:t>
+      </w:r>
+      <w:r>
+        <w:rPr>
+          <w:rFonts w:ascii="Consolas" w:eastAsia="Times New Roman" w:hAnsi="Consolas" w:cs="Times New Roman"/>
+          <w:color w:val="000000"/>
+          <w:kern w:val="0"/>
+          <w:sz w:val="21"/>
+          <w:szCs w:val="21"/>
+          <w14:ligatures w14:val="none"/>
+        </w:rPr>
+        <w:t>.</w:t>
+      </w:r>
+      <w:r>
+        <w:rPr>
+          <w:rFonts w:ascii="Consolas" w:eastAsia="Times New Roman" w:hAnsi="Consolas" w:cs="Times New Roman"/>
+          <w:color w:val="267F99"/>
+          <w:kern w:val="0"/>
+          <w:sz w:val="21"/>
+          <w:szCs w:val="21"/>
+          <w14:ligatures w14:val="none"/>
+        </w:rPr>
+        <w:t>Data</w:t>
+      </w:r>
+      <w:proofErr w:type="gramEnd"/>
+      <w:r>
+        <w:rPr>
+          <w:rFonts w:ascii="Consolas" w:eastAsia="Times New Roman" w:hAnsi="Consolas" w:cs="Times New Roman"/>
+          <w:color w:val="3B3B3B"/>
+          <w:kern w:val="0"/>
+          <w:sz w:val="21"/>
+          <w:szCs w:val="21"/>
+          <w14:ligatures w14:val="none"/>
+        </w:rPr>
+        <w:t>;</w:t>
+      </w:r>
+    </w:p>
+    <w:p>
+      <w:pPr>
+        <w:shd w:val="clear" w:color="auto" w:fill="FFFFFF"/>
+        <w:spacing w:after="0" w:line="285" w:lineRule="atLeast"/>
+        <w:rPr>
+          <w:rFonts w:ascii="Consolas" w:eastAsia="Times New Roman" w:hAnsi="Consolas" w:cs="Times New Roman"/>
+          <w:color w:val="3B3B3B"/>
+          <w:kern w:val="0"/>
+          <w:sz w:val="21"/>
+          <w:szCs w:val="21"/>
+          <w14:ligatures w14:val="none"/>
+        </w:rPr>
+      </w:pPr>
+    </w:p>
+    <w:p>
+      <w:pPr>
+        <w:shd w:val="clear" w:color="auto" w:fill="FFFFFF"/>
+        <w:spacing w:after="0" w:line="285" w:lineRule="atLeast"/>
+        <w:rPr>
+          <w:rFonts w:ascii="Consolas" w:eastAsia="Times New Roman" w:hAnsi="Consolas" w:cs="Times New Roman"/>
+          <w:color w:val="3B3B3B"/>
+          <w:kern w:val="0"/>
+          <w:sz w:val="21"/>
+          <w:szCs w:val="21"/>
+          <w14:ligatures w14:val="none"/>
+        </w:rPr>
+      </w:pPr>
+      <w:r>
+        <w:rPr>
+          <w:rFonts w:ascii="Consolas" w:eastAsia="Times New Roman" w:hAnsi="Consolas" w:cs="Times New Roman"/>
+          <w:color w:val="3B3B3B"/>
+          <w:kern w:val="0"/>
+          <w:sz w:val="21"/>
+          <w:szCs w:val="21"/>
+          <w14:ligatures w14:val="none"/>
+        </w:rPr>
+        <w:t>@</w:t>
+      </w:r>
+      <w:r>
+        <w:rPr>
+          <w:rFonts w:ascii="Consolas" w:eastAsia="Times New Roman" w:hAnsi="Consolas" w:cs="Times New Roman"/>
+          <w:color w:val="267F99"/>
+          <w:kern w:val="0"/>
+          <w:sz w:val="21"/>
+          <w:szCs w:val="21"/>
+          <w14:ligatures w14:val="none"/>
+        </w:rPr>
+        <w:t>Data</w:t>
+      </w:r>
+    </w:p>
+    <w:p>
+      <w:pPr>
+        <w:shd w:val="clear" w:color="auto" w:fill="FFFFFF"/>
+        <w:spacing w:after="0" w:line="285" w:lineRule="atLeast"/>
+        <w:rPr>
+          <w:rFonts w:ascii="Consolas" w:eastAsia="Times New Roman" w:hAnsi="Consolas" w:cs="Times New Roman"/>
+          <w:color w:val="3B3B3B"/>
+          <w:kern w:val="0"/>
+          <w:sz w:val="21"/>
+          <w:szCs w:val="21"/>
+          <w14:ligatures w14:val="none"/>
+        </w:rPr>
+      </w:pPr>
+      <w:r>
+        <w:rPr>
+          <w:rFonts w:ascii="Consolas" w:eastAsia="Times New Roman" w:hAnsi="Consolas" w:cs="Times New Roman"/>
+          <w:color w:val="3B3B3B"/>
+          <w:kern w:val="0"/>
+          <w:sz w:val="21"/>
+          <w:szCs w:val="21"/>
+          <w14:ligatures w14:val="none"/>
+        </w:rPr>
+        <w:t>@</w:t>
+      </w:r>
+      <w:r>
+        <w:rPr>
+          <w:rFonts w:ascii="Consolas" w:eastAsia="Times New Roman" w:hAnsi="Consolas" w:cs="Times New Roman"/>
+          <w:color w:val="267F99"/>
+          <w:kern w:val="0"/>
+          <w:sz w:val="21"/>
+          <w:szCs w:val="21"/>
+          <w14:ligatures w14:val="none"/>
+        </w:rPr>
+        <w:t>AllArgsConstructor</w:t>
+      </w:r>
+    </w:p>
+    <w:p>
+      <w:pPr>
+        <w:shd w:val="clear" w:color="auto" w:fill="FFFFFF"/>
+        <w:spacing w:after="0" w:line="285" w:lineRule="atLeast"/>
+        <w:rPr>
+          <w:rFonts w:ascii="Consolas" w:eastAsia="Times New Roman" w:hAnsi="Consolas" w:cs="Times New Roman"/>
+          <w:color w:val="3B3B3B"/>
+          <w:kern w:val="0"/>
+          <w:sz w:val="21"/>
+          <w:szCs w:val="21"/>
+          <w14:ligatures w14:val="none"/>
+        </w:rPr>
+      </w:pPr>
+      <w:r>
+        <w:rPr>
+          <w:rFonts w:ascii="Consolas" w:eastAsia="Times New Roman" w:hAnsi="Consolas" w:cs="Times New Roman"/>
+          <w:color w:val="0000FF"/>
+          <w:kern w:val="0"/>
+          <w:sz w:val="21"/>
+          <w:szCs w:val="21"/>
+          <w14:ligatures w14:val="none"/>
+        </w:rPr>
+        <w:t>public</w:t>
+      </w:r>
+      <w:r>
+        <w:rPr>
+          <w:rFonts w:ascii="Consolas" w:eastAsia="Times New Roman" w:hAnsi="Consolas" w:cs="Times New Roman"/>
+          <w:color w:val="3B3B3B"/>
+          <w:kern w:val="0"/>
+          <w:sz w:val="21"/>
+          <w:szCs w:val="21"/>
+          <w14:ligatures w14:val="none"/>
+        </w:rPr>
+        <w:t xml:space="preserve"> </w:t>
+      </w:r>
+      <w:r>
+        <w:rPr>
+          <w:rFonts w:ascii="Consolas" w:eastAsia="Times New Roman" w:hAnsi="Consolas" w:cs="Times New Roman"/>
+          <w:color w:val="0000FF"/>
+          <w:kern w:val="0"/>
+          <w:sz w:val="21"/>
+          <w:szCs w:val="21"/>
+          <w14:ligatures w14:val="none"/>
+        </w:rPr>
+        <w:t>class</w:t>
+      </w:r>
+      <w:r>
+        <w:rPr>
+          <w:rFonts w:ascii="Consolas" w:eastAsia="Times New Roman" w:hAnsi="Consolas" w:cs="Times New Roman"/>
+          <w:color w:val="3B3B3B"/>
+          <w:kern w:val="0"/>
+          <w:sz w:val="21"/>
+          <w:szCs w:val="21"/>
+          <w14:ligatures w14:val="none"/>
+        </w:rPr>
+        <w:t xml:space="preserve"> </w:t>
+      </w:r>
+      <w:r>
+        <w:rPr>
+          <w:rFonts w:ascii="Consolas" w:eastAsia="Times New Roman" w:hAnsi="Consolas" w:cs="Times New Roman"/>
+          <w:color w:val="267F99"/>
+          <w:kern w:val="0"/>
+          <w:sz w:val="21"/>
+          <w:szCs w:val="21"/>
+          <w14:ligatures w14:val="none"/>
+        </w:rPr>
+        <w:t>AuthResponse</w:t>
+      </w:r>
+      <w:r>
+        <w:rPr>
+          <w:rFonts w:ascii="Consolas" w:eastAsia="Times New Roman" w:hAnsi="Consolas" w:cs="Times New Roman"/>
+          <w:color w:val="3B3B3B"/>
+          <w:kern w:val="0"/>
+          <w:sz w:val="21"/>
+          <w:szCs w:val="21"/>
+          <w14:ligatures w14:val="none"/>
+        </w:rPr>
+        <w:t xml:space="preserve"> {</w:t>
+      </w:r>
+    </w:p>
+    <w:p>
+      <w:pPr>
+        <w:shd w:val="clear" w:color="auto" w:fill="FFFFFF"/>
+        <w:spacing w:after="0" w:line="285" w:lineRule="atLeast"/>
+        <w:rPr>
+          <w:rFonts w:ascii="Consolas" w:eastAsia="Times New Roman" w:hAnsi="Consolas" w:cs="Times New Roman"/>
+          <w:color w:val="3B3B3B"/>
+          <w:kern w:val="0"/>
+          <w:sz w:val="21"/>
+          <w:szCs w:val="21"/>
+          <w14:ligatures w14:val="none"/>
+        </w:rPr>
+      </w:pPr>
+      <w:r>
+        <w:rPr>
+          <w:rFonts w:ascii="Consolas" w:eastAsia="Times New Roman" w:hAnsi="Consolas" w:cs="Times New Roman"/>
+          <w:color w:val="3B3B3B"/>
+          <w:kern w:val="0"/>
+          <w:sz w:val="21"/>
+          <w:szCs w:val="21"/>
+          <w14:ligatures w14:val="none"/>
+        </w:rPr>
+        <w:t xml:space="preserve">    </w:t>
+      </w:r>
+      <w:r>
+        <w:rPr>
+          <w:rFonts w:ascii="Consolas" w:eastAsia="Times New Roman" w:hAnsi="Consolas" w:cs="Times New Roman"/>
+          <w:color w:val="0000FF"/>
+          <w:kern w:val="0"/>
+          <w:sz w:val="21"/>
+          <w:szCs w:val="21"/>
+          <w14:ligatures w14:val="none"/>
+        </w:rPr>
+        <w:t>private</w:t>
+      </w:r>
+      <w:r>
+        <w:rPr>
+          <w:rFonts w:ascii="Consolas" w:eastAsia="Times New Roman" w:hAnsi="Consolas" w:cs="Times New Roman"/>
+          <w:color w:val="3B3B3B"/>
+          <w:kern w:val="0"/>
+          <w:sz w:val="21"/>
+          <w:szCs w:val="21"/>
+          <w14:ligatures w14:val="none"/>
+        </w:rPr>
+        <w:t xml:space="preserve"> </w:t>
+      </w:r>
+      <w:r>
+        <w:rPr>
+          <w:rFonts w:ascii="Consolas" w:eastAsia="Times New Roman" w:hAnsi="Consolas" w:cs="Times New Roman"/>
+          <w:color w:val="267F99"/>
+          <w:kern w:val="0"/>
+          <w:sz w:val="21"/>
+          <w:szCs w:val="21"/>
+          <w14:ligatures w14:val="none"/>
+        </w:rPr>
+        <w:t>String</w:t>
+      </w:r>
+      <w:r>
+        <w:rPr>
+          <w:rFonts w:ascii="Consolas" w:eastAsia="Times New Roman" w:hAnsi="Consolas" w:cs="Times New Roman"/>
+          <w:color w:val="3B3B3B"/>
+          <w:kern w:val="0"/>
+          <w:sz w:val="21"/>
+          <w:szCs w:val="21"/>
+          <w14:ligatures w14:val="none"/>
+        </w:rPr>
+        <w:t xml:space="preserve"> </w:t>
+      </w:r>
+      <w:r>
+        <w:rPr>
+          <w:rFonts w:ascii="Consolas" w:eastAsia="Times New Roman" w:hAnsi="Consolas" w:cs="Times New Roman"/>
+          <w:color w:val="001080"/>
+          <w:kern w:val="0"/>
+          <w:sz w:val="21"/>
+          <w:szCs w:val="21"/>
+          <w14:ligatures w14:val="none"/>
+        </w:rPr>
+        <w:t>token</w:t>
+      </w:r>
+      <w:r>
+        <w:rPr>
+          <w:rFonts w:ascii="Consolas" w:eastAsia="Times New Roman" w:hAnsi="Consolas" w:cs="Times New Roman"/>
+          <w:color w:val="3B3B3B"/>
+          <w:kern w:val="0"/>
+          <w:sz w:val="21"/>
+          <w:szCs w:val="21"/>
+          <w14:ligatures w14:val="none"/>
+        </w:rPr>
+        <w:t>;</w:t>
+      </w:r>
+    </w:p>
+    <w:p>
+      <w:pPr>
+        <w:shd w:val="clear" w:color="auto" w:fill="FFFFFF"/>
+        <w:spacing w:after="0" w:line="285" w:lineRule="atLeast"/>
+        <w:rPr>
+          <w:rFonts w:ascii="Consolas" w:eastAsia="Times New Roman" w:hAnsi="Consolas" w:cs="Times New Roman"/>
+          <w:color w:val="3B3B3B"/>
+          <w:kern w:val="0"/>
+          <w:sz w:val="21"/>
+          <w:szCs w:val="21"/>
+          <w14:ligatures w14:val="none"/>
+        </w:rPr>
+      </w:pPr>
+      <w:r>
+        <w:rPr>
+          <w:rFonts w:ascii="Consolas" w:eastAsia="Times New Roman" w:hAnsi="Consolas" w:cs="Times New Roman"/>
+          <w:color w:val="3B3B3B"/>
+          <w:kern w:val="0"/>
+          <w:sz w:val="21"/>
+          <w:szCs w:val="21"/>
+          <w14:ligatures w14:val="none"/>
+        </w:rPr>
+        <w:t>}</w:t>
+      </w:r>
+    </w:p>
+    <w:p>
+      <w:pPr>
+        <w:ind w:left="720" w:firstLine="720"/>
+        <w:rPr>
+          <w:rFonts w:ascii="Sakkal Majalla" w:hAnsi="Sakkal Majalla" w:cs="Sakkal Majalla"/>
+          <w:sz w:val="28"/>
+          <w:szCs w:val="28"/>
+        </w:rPr>
+      </w:pPr>
+      <w:r>
+        <w:rPr>
+          <w:rFonts w:ascii="Sakkal Majalla" w:hAnsi="Sakkal Majalla" w:cs="Sakkal Majalla"/>
+          <w:sz w:val="28"/>
+          <w:szCs w:val="28"/>
+        </w:rPr>
+        <w:t>--------------------------------------------------------------------------------------</w:t>
+      </w:r>
+    </w:p>
+    <w:p>
+      <w:pPr>
+        <w:rPr>
+          <w:rFonts w:ascii="Sakkal Majalla" w:hAnsi="Sakkal Majalla" w:cs="Sakkal Majalla"/>
+          <w:sz w:val="28"/>
+          <w:szCs w:val="28"/>
+        </w:rPr>
+      </w:pPr>
+      <w:r>
+        <w:rPr>
+          <w:rFonts w:ascii="Sakkal Majalla" w:hAnsi="Sakkal Majalla" w:cs="Sakkal Majalla"/>
+          <w:sz w:val="28"/>
+          <w:szCs w:val="28"/>
+        </w:rPr>
+        <w:t>The dto of post:</w:t>
+      </w:r>
+    </w:p>
+    <w:p>
+      <w:pPr>
+        <w:shd w:val="clear" w:color="auto" w:fill="FFFFFF"/>
+        <w:spacing w:after="0" w:line="285" w:lineRule="atLeast"/>
+        <w:rPr>
+          <w:rFonts w:ascii="Consolas" w:eastAsia="Times New Roman" w:hAnsi="Consolas" w:cs="Times New Roman"/>
+          <w:color w:val="3B3B3B"/>
+          <w:kern w:val="0"/>
+          <w:sz w:val="21"/>
+          <w:szCs w:val="21"/>
+          <w14:ligatures w14:val="none"/>
+        </w:rPr>
+      </w:pPr>
+      <w:r>
+        <w:rPr>
+          <w:rFonts w:ascii="Consolas" w:eastAsia="Times New Roman" w:hAnsi="Consolas" w:cs="Times New Roman"/>
+          <w:color w:val="0000FF"/>
+          <w:kern w:val="0"/>
+          <w:sz w:val="21"/>
+          <w:szCs w:val="21"/>
+          <w14:ligatures w14:val="none"/>
+        </w:rPr>
+        <w:t>import</w:t>
+      </w:r>
+      <w:r>
+        <w:rPr>
+          <w:rFonts w:ascii="Consolas" w:eastAsia="Times New Roman" w:hAnsi="Consolas" w:cs="Times New Roman"/>
+          <w:color w:val="3B3B3B"/>
+          <w:kern w:val="0"/>
+          <w:sz w:val="21"/>
+          <w:szCs w:val="21"/>
+          <w14:ligatures w14:val="none"/>
+        </w:rPr>
+        <w:t xml:space="preserve"> </w:t>
+      </w:r>
+      <w:proofErr w:type="gramStart"/>
+      <w:r>
+        <w:rPr>
+          <w:rFonts w:ascii="Consolas" w:eastAsia="Times New Roman" w:hAnsi="Consolas" w:cs="Times New Roman"/>
+          <w:color w:val="267F99"/>
+          <w:kern w:val="0"/>
+          <w:sz w:val="21"/>
+          <w:szCs w:val="21"/>
+          <w14:ligatures w14:val="none"/>
+        </w:rPr>
+        <w:t>lombok</w:t>
+      </w:r>
+      <w:r>
+        <w:rPr>
+          <w:rFonts w:ascii="Consolas" w:eastAsia="Times New Roman" w:hAnsi="Consolas" w:cs="Times New Roman"/>
+          <w:color w:val="000000"/>
+          <w:kern w:val="0"/>
+          <w:sz w:val="21"/>
+          <w:szCs w:val="21"/>
+          <w14:ligatures w14:val="none"/>
+        </w:rPr>
+        <w:t>.</w:t>
+      </w:r>
+      <w:r>
+        <w:rPr>
+          <w:rFonts w:ascii="Consolas" w:eastAsia="Times New Roman" w:hAnsi="Consolas" w:cs="Times New Roman"/>
+          <w:color w:val="267F99"/>
+          <w:kern w:val="0"/>
+          <w:sz w:val="21"/>
+          <w:szCs w:val="21"/>
+          <w14:ligatures w14:val="none"/>
+        </w:rPr>
+        <w:t>AllArgsConstructor</w:t>
+      </w:r>
+      <w:proofErr w:type="gramEnd"/>
+      <w:r>
+        <w:rPr>
+          <w:rFonts w:ascii="Consolas" w:eastAsia="Times New Roman" w:hAnsi="Consolas" w:cs="Times New Roman"/>
+          <w:color w:val="3B3B3B"/>
+          <w:kern w:val="0"/>
+          <w:sz w:val="21"/>
+          <w:szCs w:val="21"/>
+          <w14:ligatures w14:val="none"/>
+        </w:rPr>
+        <w:t>;</w:t>
+      </w:r>
+    </w:p>
+    <w:p>
+      <w:pPr>
+        <w:shd w:val="clear" w:color="auto" w:fill="FFFFFF"/>
+        <w:spacing w:after="0" w:line="285" w:lineRule="atLeast"/>
+        <w:rPr>
+          <w:rFonts w:ascii="Consolas" w:eastAsia="Times New Roman" w:hAnsi="Consolas" w:cs="Times New Roman"/>
+          <w:color w:val="3B3B3B"/>
+          <w:kern w:val="0"/>
+          <w:sz w:val="21"/>
+          <w:szCs w:val="21"/>
+          <w14:ligatures w14:val="none"/>
+        </w:rPr>
+      </w:pPr>
+      <w:r>
+        <w:rPr>
+          <w:rFonts w:ascii="Consolas" w:eastAsia="Times New Roman" w:hAnsi="Consolas" w:cs="Times New Roman"/>
+          <w:color w:val="0000FF"/>
+          <w:kern w:val="0"/>
+          <w:sz w:val="21"/>
+          <w:szCs w:val="21"/>
+          <w14:ligatures w14:val="none"/>
+        </w:rPr>
+        <w:t>import</w:t>
+      </w:r>
+      <w:r>
+        <w:rPr>
+          <w:rFonts w:ascii="Consolas" w:eastAsia="Times New Roman" w:hAnsi="Consolas" w:cs="Times New Roman"/>
+          <w:color w:val="3B3B3B"/>
+          <w:kern w:val="0"/>
+          <w:sz w:val="21"/>
+          <w:szCs w:val="21"/>
+          <w14:ligatures w14:val="none"/>
+        </w:rPr>
+        <w:t xml:space="preserve"> </w:t>
+      </w:r>
+      <w:proofErr w:type="gramStart"/>
+      <w:r>
+        <w:rPr>
+          <w:rFonts w:ascii="Consolas" w:eastAsia="Times New Roman" w:hAnsi="Consolas" w:cs="Times New Roman"/>
+          <w:color w:val="267F99"/>
+          <w:kern w:val="0"/>
+          <w:sz w:val="21"/>
+          <w:szCs w:val="21"/>
+          <w14:ligatures w14:val="none"/>
+        </w:rPr>
+        <w:t>lombok</w:t>
+      </w:r>
+      <w:r>
+        <w:rPr>
+          <w:rFonts w:ascii="Consolas" w:eastAsia="Times New Roman" w:hAnsi="Consolas" w:cs="Times New Roman"/>
+          <w:color w:val="000000"/>
+          <w:kern w:val="0"/>
+          <w:sz w:val="21"/>
+          <w:szCs w:val="21"/>
+          <w14:ligatures w14:val="none"/>
+        </w:rPr>
+        <w:t>.</w:t>
+      </w:r>
+      <w:r>
+        <w:rPr>
+          <w:rFonts w:ascii="Consolas" w:eastAsia="Times New Roman" w:hAnsi="Consolas" w:cs="Times New Roman"/>
+          <w:color w:val="267F99"/>
+          <w:kern w:val="0"/>
+          <w:sz w:val="21"/>
+          <w:szCs w:val="21"/>
+          <w14:ligatures w14:val="none"/>
+        </w:rPr>
+        <w:t>Data</w:t>
+      </w:r>
+      <w:proofErr w:type="gramEnd"/>
+      <w:r>
+        <w:rPr>
+          <w:rFonts w:ascii="Consolas" w:eastAsia="Times New Roman" w:hAnsi="Consolas" w:cs="Times New Roman"/>
+          <w:color w:val="3B3B3B"/>
+          <w:kern w:val="0"/>
+          <w:sz w:val="21"/>
+          <w:szCs w:val="21"/>
+          <w14:ligatures w14:val="none"/>
+        </w:rPr>
+        <w:t>;</w:t>
+      </w:r>
+    </w:p>
+    <w:p>
+      <w:pPr>
+        <w:shd w:val="clear" w:color="auto" w:fill="FFFFFF"/>
+        <w:spacing w:after="0" w:line="285" w:lineRule="atLeast"/>
+        <w:rPr>
+          <w:rFonts w:ascii="Consolas" w:eastAsia="Times New Roman" w:hAnsi="Consolas" w:cs="Times New Roman"/>
+          <w:color w:val="3B3B3B"/>
+          <w:kern w:val="0"/>
+          <w:sz w:val="21"/>
+          <w:szCs w:val="21"/>
+          <w14:ligatures w14:val="none"/>
+        </w:rPr>
+      </w:pPr>
+      <w:r>
+        <w:rPr>
+          <w:rFonts w:ascii="Consolas" w:eastAsia="Times New Roman" w:hAnsi="Consolas" w:cs="Times New Roman"/>
+          <w:color w:val="0000FF"/>
+          <w:kern w:val="0"/>
+          <w:sz w:val="21"/>
+          <w:szCs w:val="21"/>
+          <w14:ligatures w14:val="none"/>
+        </w:rPr>
+        <w:t>import</w:t>
+      </w:r>
+      <w:r>
+        <w:rPr>
+          <w:rFonts w:ascii="Consolas" w:eastAsia="Times New Roman" w:hAnsi="Consolas" w:cs="Times New Roman"/>
+          <w:color w:val="3B3B3B"/>
+          <w:kern w:val="0"/>
+          <w:sz w:val="21"/>
+          <w:szCs w:val="21"/>
+          <w14:ligatures w14:val="none"/>
+        </w:rPr>
+        <w:t xml:space="preserve"> </w:t>
+      </w:r>
+      <w:proofErr w:type="gramStart"/>
+      <w:r>
+        <w:rPr>
+          <w:rFonts w:ascii="Consolas" w:eastAsia="Times New Roman" w:hAnsi="Consolas" w:cs="Times New Roman"/>
+          <w:color w:val="267F99"/>
+          <w:kern w:val="0"/>
+          <w:sz w:val="21"/>
+          <w:szCs w:val="21"/>
+          <w14:ligatures w14:val="none"/>
+        </w:rPr>
+        <w:t>java</w:t>
+      </w:r>
+      <w:r>
+        <w:rPr>
+          <w:rFonts w:ascii="Consolas" w:eastAsia="Times New Roman" w:hAnsi="Consolas" w:cs="Times New Roman"/>
+          <w:color w:val="000000"/>
+          <w:kern w:val="0"/>
+          <w:sz w:val="21"/>
+          <w:szCs w:val="21"/>
+          <w14:ligatures w14:val="none"/>
+        </w:rPr>
+        <w:t>.</w:t>
+      </w:r>
+      <w:r>
+        <w:rPr>
+          <w:rFonts w:ascii="Consolas" w:eastAsia="Times New Roman" w:hAnsi="Consolas" w:cs="Times New Roman"/>
+          <w:color w:val="267F99"/>
+          <w:kern w:val="0"/>
+          <w:sz w:val="21"/>
+          <w:szCs w:val="21"/>
+          <w14:ligatures w14:val="none"/>
+        </w:rPr>
+        <w:t>time</w:t>
+      </w:r>
+      <w:proofErr w:type="gramEnd"/>
+      <w:r>
+        <w:rPr>
+          <w:rFonts w:ascii="Consolas" w:eastAsia="Times New Roman" w:hAnsi="Consolas" w:cs="Times New Roman"/>
+          <w:color w:val="000000"/>
+          <w:kern w:val="0"/>
+          <w:sz w:val="21"/>
+          <w:szCs w:val="21"/>
+          <w14:ligatures w14:val="none"/>
+        </w:rPr>
+        <w:t>.</w:t>
+      </w:r>
+      <w:r>
+        <w:rPr>
+          <w:rFonts w:ascii="Consolas" w:eastAsia="Times New Roman" w:hAnsi="Consolas" w:cs="Times New Roman"/>
+          <w:color w:val="267F99"/>
+          <w:kern w:val="0"/>
+          <w:sz w:val="21"/>
+          <w:szCs w:val="21"/>
+          <w14:ligatures w14:val="none"/>
+        </w:rPr>
+        <w:t>LocalDateTime</w:t>
+      </w:r>
+      <w:r>
+        <w:rPr>
+          <w:rFonts w:ascii="Consolas" w:eastAsia="Times New Roman" w:hAnsi="Consolas" w:cs="Times New Roman"/>
+          <w:color w:val="3B3B3B"/>
+          <w:kern w:val="0"/>
+          <w:sz w:val="21"/>
+          <w:szCs w:val="21"/>
+          <w14:ligatures w14:val="none"/>
+        </w:rPr>
+        <w:t>;</w:t>
+      </w:r>
+    </w:p>
+    <w:p>
+      <w:pPr>
+        <w:shd w:val="clear" w:color="auto" w:fill="FFFFFF"/>
+        <w:spacing w:after="0" w:line="285" w:lineRule="atLeast"/>
+        <w:rPr>
+          <w:rFonts w:ascii="Consolas" w:eastAsia="Times New Roman" w:hAnsi="Consolas" w:cs="Times New Roman"/>
+          <w:color w:val="3B3B3B"/>
+          <w:kern w:val="0"/>
+          <w:sz w:val="21"/>
+          <w:szCs w:val="21"/>
+          <w14:ligatures w14:val="none"/>
+        </w:rPr>
+      </w:pPr>
+    </w:p>
+    <w:p>
+      <w:pPr>
+        <w:shd w:val="clear" w:color="auto" w:fill="FFFFFF"/>
+        <w:spacing w:after="0" w:line="285" w:lineRule="atLeast"/>
+        <w:rPr>
+          <w:rFonts w:ascii="Consolas" w:eastAsia="Times New Roman" w:hAnsi="Consolas" w:cs="Times New Roman"/>
+          <w:color w:val="3B3B3B"/>
+          <w:kern w:val="0"/>
+          <w:sz w:val="21"/>
+          <w:szCs w:val="21"/>
+          <w14:ligatures w14:val="none"/>
+        </w:rPr>
+      </w:pPr>
+      <w:r>
+        <w:rPr>
+          <w:rFonts w:ascii="Consolas" w:eastAsia="Times New Roman" w:hAnsi="Consolas" w:cs="Times New Roman"/>
+          <w:color w:val="3B3B3B"/>
+          <w:kern w:val="0"/>
+          <w:sz w:val="21"/>
+          <w:szCs w:val="21"/>
+          <w14:ligatures w14:val="none"/>
+        </w:rPr>
+        <w:t>@</w:t>
+      </w:r>
+      <w:r>
+        <w:rPr>
+          <w:rFonts w:ascii="Consolas" w:eastAsia="Times New Roman" w:hAnsi="Consolas" w:cs="Times New Roman"/>
+          <w:color w:val="267F99"/>
+          <w:kern w:val="0"/>
+          <w:sz w:val="21"/>
+          <w:szCs w:val="21"/>
+          <w14:ligatures w14:val="none"/>
+        </w:rPr>
+        <w:t>Data</w:t>
+      </w:r>
+    </w:p>
+    <w:p>
+      <w:pPr>
+        <w:shd w:val="clear" w:color="auto" w:fill="FFFFFF"/>
+        <w:spacing w:after="0" w:line="285" w:lineRule="atLeast"/>
+        <w:rPr>
+          <w:rFonts w:ascii="Consolas" w:eastAsia="Times New Roman" w:hAnsi="Consolas" w:cs="Times New Roman"/>
+          <w:color w:val="3B3B3B"/>
+          <w:kern w:val="0"/>
+          <w:sz w:val="21"/>
+          <w:szCs w:val="21"/>
+          <w14:ligatures w14:val="none"/>
+        </w:rPr>
+      </w:pPr>
+      <w:r>
+        <w:rPr>
+          <w:rFonts w:ascii="Consolas" w:eastAsia="Times New Roman" w:hAnsi="Consolas" w:cs="Times New Roman"/>
+          <w:color w:val="3B3B3B"/>
+          <w:kern w:val="0"/>
+          <w:sz w:val="21"/>
+          <w:szCs w:val="21"/>
+          <w14:ligatures w14:val="none"/>
+        </w:rPr>
+        <w:t>@</w:t>
+      </w:r>
+      <w:r>
+        <w:rPr>
+          <w:rFonts w:ascii="Consolas" w:eastAsia="Times New Roman" w:hAnsi="Consolas" w:cs="Times New Roman"/>
+          <w:color w:val="267F99"/>
+          <w:kern w:val="0"/>
+          <w:sz w:val="21"/>
+          <w:szCs w:val="21"/>
+          <w14:ligatures w14:val="none"/>
+        </w:rPr>
+        <w:t>AllArgsConstructor</w:t>
+      </w:r>
+    </w:p>
+    <w:p>
+      <w:pPr>
+        <w:shd w:val="clear" w:color="auto" w:fill="FFFFFF"/>
+        <w:spacing w:after="0" w:line="285" w:lineRule="atLeast"/>
+        <w:rPr>
+          <w:rFonts w:ascii="Consolas" w:eastAsia="Times New Roman" w:hAnsi="Consolas" w:cs="Times New Roman"/>
+          <w:color w:val="3B3B3B"/>
+          <w:kern w:val="0"/>
+          <w:sz w:val="21"/>
+          <w:szCs w:val="21"/>
+          <w14:ligatures w14:val="none"/>
+        </w:rPr>
+      </w:pPr>
+      <w:r>
+        <w:rPr>
+          <w:rFonts w:ascii="Consolas" w:eastAsia="Times New Roman" w:hAnsi="Consolas" w:cs="Times New Roman"/>
+          <w:color w:val="0000FF"/>
+          <w:kern w:val="0"/>
+          <w:sz w:val="21"/>
+          <w:szCs w:val="21"/>
+          <w14:ligatures w14:val="none"/>
+        </w:rPr>
+        <w:t>public</w:t>
+      </w:r>
+      <w:r>
+        <w:rPr>
+          <w:rFonts w:ascii="Consolas" w:eastAsia="Times New Roman" w:hAnsi="Consolas" w:cs="Times New Roman"/>
+          <w:color w:val="3B3B3B"/>
+          <w:kern w:val="0"/>
+          <w:sz w:val="21"/>
+          <w:szCs w:val="21"/>
+          <w14:ligatures w14:val="none"/>
+        </w:rPr>
+        <w:t xml:space="preserve"> </w:t>
+      </w:r>
+      <w:r>
+        <w:rPr>
+          <w:rFonts w:ascii="Consolas" w:eastAsia="Times New Roman" w:hAnsi="Consolas" w:cs="Times New Roman"/>
+          <w:color w:val="0000FF"/>
+          <w:kern w:val="0"/>
+          <w:sz w:val="21"/>
+          <w:szCs w:val="21"/>
+          <w14:ligatures w14:val="none"/>
+        </w:rPr>
+        <w:t>class</w:t>
+      </w:r>
+      <w:r>
+        <w:rPr>
+          <w:rFonts w:ascii="Consolas" w:eastAsia="Times New Roman" w:hAnsi="Consolas" w:cs="Times New Roman"/>
+          <w:color w:val="3B3B3B"/>
+          <w:kern w:val="0"/>
+          <w:sz w:val="21"/>
+          <w:szCs w:val="21"/>
+          <w14:ligatures w14:val="none"/>
+        </w:rPr>
+        <w:t xml:space="preserve"> </w:t>
+      </w:r>
+      <w:r>
+        <w:rPr>
+          <w:rFonts w:ascii="Consolas" w:eastAsia="Times New Roman" w:hAnsi="Consolas" w:cs="Times New Roman"/>
+          <w:color w:val="267F99"/>
+          <w:kern w:val="0"/>
+          <w:sz w:val="21"/>
+          <w:szCs w:val="21"/>
+          <w14:ligatures w14:val="none"/>
+        </w:rPr>
+        <w:t>PostDTO</w:t>
+      </w:r>
+      <w:r>
+        <w:rPr>
+          <w:rFonts w:ascii="Consolas" w:eastAsia="Times New Roman" w:hAnsi="Consolas" w:cs="Times New Roman"/>
+          <w:color w:val="3B3B3B"/>
+          <w:kern w:val="0"/>
+          <w:sz w:val="21"/>
+          <w:szCs w:val="21"/>
+          <w14:ligatures w14:val="none"/>
+        </w:rPr>
+        <w:t xml:space="preserve"> {</w:t>
+      </w:r>
+    </w:p>
+    <w:p>
+      <w:pPr>
+        <w:shd w:val="clear" w:color="auto" w:fill="FFFFFF"/>
+        <w:spacing w:after="0" w:line="285" w:lineRule="atLeast"/>
+        <w:rPr>
+          <w:rFonts w:ascii="Consolas" w:eastAsia="Times New Roman" w:hAnsi="Consolas" w:cs="Times New Roman"/>
+          <w:color w:val="3B3B3B"/>
+          <w:kern w:val="0"/>
+          <w:sz w:val="21"/>
+          <w:szCs w:val="21"/>
+          <w14:ligatures w14:val="none"/>
+        </w:rPr>
+      </w:pPr>
+      <w:r>
+        <w:rPr>
+          <w:rFonts w:ascii="Consolas" w:eastAsia="Times New Roman" w:hAnsi="Consolas" w:cs="Times New Roman"/>
+          <w:color w:val="3B3B3B"/>
+          <w:kern w:val="0"/>
+          <w:sz w:val="21"/>
+          <w:szCs w:val="21"/>
+          <w14:ligatures w14:val="none"/>
+        </w:rPr>
+        <w:t xml:space="preserve">    </w:t>
+      </w:r>
+      <w:r>
+        <w:rPr>
+          <w:rFonts w:ascii="Consolas" w:eastAsia="Times New Roman" w:hAnsi="Consolas" w:cs="Times New Roman"/>
+          <w:color w:val="0000FF"/>
+          <w:kern w:val="0"/>
+          <w:sz w:val="21"/>
+          <w:szCs w:val="21"/>
+          <w14:ligatures w14:val="none"/>
+        </w:rPr>
+        <w:t>private</w:t>
+      </w:r>
+      <w:r>
+        <w:rPr>
+          <w:rFonts w:ascii="Consolas" w:eastAsia="Times New Roman" w:hAnsi="Consolas" w:cs="Times New Roman"/>
+          <w:color w:val="3B3B3B"/>
+          <w:kern w:val="0"/>
+          <w:sz w:val="21"/>
+          <w:szCs w:val="21"/>
+          <w14:ligatures w14:val="none"/>
+        </w:rPr>
+        <w:t xml:space="preserve"> </w:t>
+      </w:r>
+      <w:proofErr w:type="gramStart"/>
+      <w:r>
+        <w:rPr>
+          <w:rFonts w:ascii="Consolas" w:eastAsia="Times New Roman" w:hAnsi="Consolas" w:cs="Times New Roman"/>
+          <w:color w:val="267F99"/>
+          <w:kern w:val="0"/>
+          <w:sz w:val="21"/>
+          <w:szCs w:val="21"/>
+          <w14:ligatures w14:val="none"/>
+        </w:rPr>
+        <w:t>Long</w:t>
+      </w:r>
+      <w:proofErr w:type="gramEnd"/>
+      <w:r>
+        <w:rPr>
+          <w:rFonts w:ascii="Consolas" w:eastAsia="Times New Roman" w:hAnsi="Consolas" w:cs="Times New Roman"/>
+          <w:color w:val="3B3B3B"/>
+          <w:kern w:val="0"/>
+          <w:sz w:val="21"/>
+          <w:szCs w:val="21"/>
+          <w14:ligatures w14:val="none"/>
+        </w:rPr>
+        <w:t xml:space="preserve"> </w:t>
+      </w:r>
+      <w:r>
+        <w:rPr>
+          <w:rFonts w:ascii="Consolas" w:eastAsia="Times New Roman" w:hAnsi="Consolas" w:cs="Times New Roman"/>
+          <w:color w:val="001080"/>
+          <w:kern w:val="0"/>
+          <w:sz w:val="21"/>
+          <w:szCs w:val="21"/>
+          <w14:ligatures w14:val="none"/>
+        </w:rPr>
+        <w:t>id</w:t>
+      </w:r>
+      <w:r>
+        <w:rPr>
+          <w:rFonts w:ascii="Consolas" w:eastAsia="Times New Roman" w:hAnsi="Consolas" w:cs="Times New Roman"/>
+          <w:color w:val="3B3B3B"/>
+          <w:kern w:val="0"/>
+          <w:sz w:val="21"/>
+          <w:szCs w:val="21"/>
+          <w14:ligatures w14:val="none"/>
+        </w:rPr>
+        <w:t>;</w:t>
+      </w:r>
+    </w:p>
+    <w:p>
+      <w:pPr>
+        <w:shd w:val="clear" w:color="auto" w:fill="FFFFFF"/>
+        <w:spacing w:after="0" w:line="285" w:lineRule="atLeast"/>
+        <w:rPr>
+          <w:rFonts w:ascii="Consolas" w:eastAsia="Times New Roman" w:hAnsi="Consolas" w:cs="Times New Roman"/>
+          <w:color w:val="3B3B3B"/>
+          <w:kern w:val="0"/>
+          <w:sz w:val="21"/>
+          <w:szCs w:val="21"/>
+          <w14:ligatures w14:val="none"/>
+        </w:rPr>
+      </w:pPr>
+      <w:r>
+        <w:rPr>
+          <w:rFonts w:ascii="Consolas" w:eastAsia="Times New Roman" w:hAnsi="Consolas" w:cs="Times New Roman"/>
+          <w:color w:val="3B3B3B"/>
+          <w:kern w:val="0"/>
+          <w:sz w:val="21"/>
+          <w:szCs w:val="21"/>
+          <w14:ligatures w14:val="none"/>
+        </w:rPr>
+        <w:t xml:space="preserve">    </w:t>
+      </w:r>
+      <w:r>
+        <w:rPr>
+          <w:rFonts w:ascii="Consolas" w:eastAsia="Times New Roman" w:hAnsi="Consolas" w:cs="Times New Roman"/>
+          <w:color w:val="0000FF"/>
+          <w:kern w:val="0"/>
+          <w:sz w:val="21"/>
+          <w:szCs w:val="21"/>
+          <w14:ligatures w14:val="none"/>
+        </w:rPr>
+        <w:t>private</w:t>
+      </w:r>
+      <w:r>
+        <w:rPr>
+          <w:rFonts w:ascii="Consolas" w:eastAsia="Times New Roman" w:hAnsi="Consolas" w:cs="Times New Roman"/>
+          <w:color w:val="3B3B3B"/>
+          <w:kern w:val="0"/>
+          <w:sz w:val="21"/>
+          <w:szCs w:val="21"/>
+          <w14:ligatures w14:val="none"/>
+        </w:rPr>
+        <w:t xml:space="preserve"> </w:t>
+      </w:r>
+      <w:r>
+        <w:rPr>
+          <w:rFonts w:ascii="Consolas" w:eastAsia="Times New Roman" w:hAnsi="Consolas" w:cs="Times New Roman"/>
+          <w:color w:val="267F99"/>
+          <w:kern w:val="0"/>
+          <w:sz w:val="21"/>
+          <w:szCs w:val="21"/>
+          <w14:ligatures w14:val="none"/>
+        </w:rPr>
+        <w:t>String</w:t>
+      </w:r>
+      <w:r>
+        <w:rPr>
+          <w:rFonts w:ascii="Consolas" w:eastAsia="Times New Roman" w:hAnsi="Consolas" w:cs="Times New Roman"/>
+          <w:color w:val="3B3B3B"/>
+          <w:kern w:val="0"/>
+          <w:sz w:val="21"/>
+          <w:szCs w:val="21"/>
+          <w14:ligatures w14:val="none"/>
+        </w:rPr>
+        <w:t xml:space="preserve"> </w:t>
+      </w:r>
+      <w:r>
+        <w:rPr>
+          <w:rFonts w:ascii="Consolas" w:eastAsia="Times New Roman" w:hAnsi="Consolas" w:cs="Times New Roman"/>
+          <w:color w:val="001080"/>
+          <w:kern w:val="0"/>
+          <w:sz w:val="21"/>
+          <w:szCs w:val="21"/>
+          <w14:ligatures w14:val="none"/>
+        </w:rPr>
+        <w:t>title</w:t>
+      </w:r>
+      <w:r>
+        <w:rPr>
+          <w:rFonts w:ascii="Consolas" w:eastAsia="Times New Roman" w:hAnsi="Consolas" w:cs="Times New Roman"/>
+          <w:color w:val="3B3B3B"/>
+          <w:kern w:val="0"/>
+          <w:sz w:val="21"/>
+          <w:szCs w:val="21"/>
+          <w14:ligatures w14:val="none"/>
+        </w:rPr>
+        <w:t>;</w:t>
+      </w:r>
+    </w:p>
+    <w:p>
+      <w:pPr>
+        <w:shd w:val="clear" w:color="auto" w:fill="FFFFFF"/>
+        <w:spacing w:after="0" w:line="285" w:lineRule="atLeast"/>
+        <w:rPr>
+          <w:rFonts w:ascii="Consolas" w:eastAsia="Times New Roman" w:hAnsi="Consolas" w:cs="Times New Roman"/>
+          <w:color w:val="3B3B3B"/>
+          <w:kern w:val="0"/>
+          <w:sz w:val="21"/>
+          <w:szCs w:val="21"/>
+          <w14:ligatures w14:val="none"/>
+        </w:rPr>
+      </w:pPr>
+      <w:r>
+        <w:rPr>
+          <w:rFonts w:ascii="Consolas" w:eastAsia="Times New Roman" w:hAnsi="Consolas" w:cs="Times New Roman"/>
+          <w:color w:val="3B3B3B"/>
+          <w:kern w:val="0"/>
+          <w:sz w:val="21"/>
+          <w:szCs w:val="21"/>
+          <w14:ligatures w14:val="none"/>
+        </w:rPr>
+        <w:t xml:space="preserve">    </w:t>
+      </w:r>
+      <w:r>
+        <w:rPr>
+          <w:rFonts w:ascii="Consolas" w:eastAsia="Times New Roman" w:hAnsi="Consolas" w:cs="Times New Roman"/>
+          <w:color w:val="0000FF"/>
+          <w:kern w:val="0"/>
+          <w:sz w:val="21"/>
+          <w:szCs w:val="21"/>
+          <w14:ligatures w14:val="none"/>
+        </w:rPr>
+        <w:t>private</w:t>
+      </w:r>
+      <w:r>
+        <w:rPr>
+          <w:rFonts w:ascii="Consolas" w:eastAsia="Times New Roman" w:hAnsi="Consolas" w:cs="Times New Roman"/>
+          <w:color w:val="3B3B3B"/>
+          <w:kern w:val="0"/>
+          <w:sz w:val="21"/>
+          <w:szCs w:val="21"/>
+          <w14:ligatures w14:val="none"/>
+        </w:rPr>
+        <w:t xml:space="preserve"> </w:t>
+      </w:r>
+      <w:r>
+        <w:rPr>
+          <w:rFonts w:ascii="Consolas" w:eastAsia="Times New Roman" w:hAnsi="Consolas" w:cs="Times New Roman"/>
+          <w:color w:val="267F99"/>
+          <w:kern w:val="0"/>
+          <w:sz w:val="21"/>
+          <w:szCs w:val="21"/>
+          <w14:ligatures w14:val="none"/>
+        </w:rPr>
+        <w:t>String</w:t>
+      </w:r>
+      <w:r>
+        <w:rPr>
+          <w:rFonts w:ascii="Consolas" w:eastAsia="Times New Roman" w:hAnsi="Consolas" w:cs="Times New Roman"/>
+          <w:color w:val="3B3B3B"/>
+          <w:kern w:val="0"/>
+          <w:sz w:val="21"/>
+          <w:szCs w:val="21"/>
+          <w14:ligatures w14:val="none"/>
+        </w:rPr>
+        <w:t xml:space="preserve"> </w:t>
+      </w:r>
+      <w:r>
+        <w:rPr>
+          <w:rFonts w:ascii="Consolas" w:eastAsia="Times New Roman" w:hAnsi="Consolas" w:cs="Times New Roman"/>
+          <w:color w:val="001080"/>
+          <w:kern w:val="0"/>
+          <w:sz w:val="21"/>
+          <w:szCs w:val="21"/>
+          <w14:ligatures w14:val="none"/>
+        </w:rPr>
+        <w:t>content</w:t>
+      </w:r>
+      <w:r>
+        <w:rPr>
+          <w:rFonts w:ascii="Consolas" w:eastAsia="Times New Roman" w:hAnsi="Consolas" w:cs="Times New Roman"/>
+          <w:color w:val="3B3B3B"/>
+          <w:kern w:val="0"/>
+          <w:sz w:val="21"/>
+          <w:szCs w:val="21"/>
+          <w14:ligatures w14:val="none"/>
+        </w:rPr>
+        <w:t>;</w:t>
+      </w:r>
+    </w:p>
+    <w:p>
+      <w:pPr>
+        <w:shd w:val="clear" w:color="auto" w:fill="FFFFFF"/>
+        <w:spacing w:after="0" w:line="285" w:lineRule="atLeast"/>
+        <w:rPr>
+          <w:rFonts w:ascii="Consolas" w:eastAsia="Times New Roman" w:hAnsi="Consolas" w:cs="Times New Roman"/>
+          <w:color w:val="3B3B3B"/>
+          <w:kern w:val="0"/>
+          <w:sz w:val="21"/>
+          <w:szCs w:val="21"/>
+          <w14:ligatures w14:val="none"/>
+        </w:rPr>
+      </w:pPr>
+      <w:r>
+        <w:rPr>
+          <w:rFonts w:ascii="Consolas" w:eastAsia="Times New Roman" w:hAnsi="Consolas" w:cs="Times New Roman"/>
+          <w:color w:val="3B3B3B"/>
+          <w:kern w:val="0"/>
+          <w:sz w:val="21"/>
+          <w:szCs w:val="21"/>
+          <w14:ligatures w14:val="none"/>
+        </w:rPr>
+        <w:t xml:space="preserve">    </w:t>
+      </w:r>
+      <w:r>
+        <w:rPr>
+          <w:rFonts w:ascii="Consolas" w:eastAsia="Times New Roman" w:hAnsi="Consolas" w:cs="Times New Roman"/>
+          <w:color w:val="0000FF"/>
+          <w:kern w:val="0"/>
+          <w:sz w:val="21"/>
+          <w:szCs w:val="21"/>
+          <w14:ligatures w14:val="none"/>
+        </w:rPr>
+        <w:t>private</w:t>
+      </w:r>
+      <w:r>
+        <w:rPr>
+          <w:rFonts w:ascii="Consolas" w:eastAsia="Times New Roman" w:hAnsi="Consolas" w:cs="Times New Roman"/>
+          <w:color w:val="3B3B3B"/>
+          <w:kern w:val="0"/>
+          <w:sz w:val="21"/>
+          <w:szCs w:val="21"/>
+          <w14:ligatures w14:val="none"/>
+        </w:rPr>
+        <w:t xml:space="preserve"> </w:t>
+      </w:r>
+      <w:r>
+        <w:rPr>
+          <w:rFonts w:ascii="Consolas" w:eastAsia="Times New Roman" w:hAnsi="Consolas" w:cs="Times New Roman"/>
+          <w:color w:val="267F99"/>
+          <w:kern w:val="0"/>
+          <w:sz w:val="21"/>
+          <w:szCs w:val="21"/>
+          <w14:ligatures w14:val="none"/>
+        </w:rPr>
+        <w:t>LocalDateTime</w:t>
+      </w:r>
+      <w:r>
+        <w:rPr>
+          <w:rFonts w:ascii="Consolas" w:eastAsia="Times New Roman" w:hAnsi="Consolas" w:cs="Times New Roman"/>
+          <w:color w:val="3B3B3B"/>
+          <w:kern w:val="0"/>
+          <w:sz w:val="21"/>
+          <w:szCs w:val="21"/>
+          <w14:ligatures w14:val="none"/>
+        </w:rPr>
+        <w:t xml:space="preserve"> </w:t>
+      </w:r>
+      <w:r>
+        <w:rPr>
+          <w:rFonts w:ascii="Consolas" w:eastAsia="Times New Roman" w:hAnsi="Consolas" w:cs="Times New Roman"/>
+          <w:color w:val="001080"/>
+          <w:kern w:val="0"/>
+          <w:sz w:val="21"/>
+          <w:szCs w:val="21"/>
+          <w14:ligatures w14:val="none"/>
+        </w:rPr>
+        <w:t>createdAt</w:t>
+      </w:r>
+      <w:r>
+        <w:rPr>
+          <w:rFonts w:ascii="Consolas" w:eastAsia="Times New Roman" w:hAnsi="Consolas" w:cs="Times New Roman"/>
+          <w:color w:val="3B3B3B"/>
+          <w:kern w:val="0"/>
+          <w:sz w:val="21"/>
+          <w:szCs w:val="21"/>
+          <w14:ligatures w14:val="none"/>
+        </w:rPr>
+        <w:t>;</w:t>
+      </w:r>
+    </w:p>
+    <w:p>
+      <w:pPr>
+        <w:shd w:val="clear" w:color="auto" w:fill="FFFFFF"/>
+        <w:spacing w:after="0" w:line="285" w:lineRule="atLeast"/>
+        <w:rPr>
+          <w:rFonts w:ascii="Consolas" w:eastAsia="Times New Roman" w:hAnsi="Consolas" w:cs="Times New Roman"/>
+          <w:color w:val="3B3B3B"/>
+          <w:kern w:val="0"/>
+          <w:sz w:val="21"/>
+          <w:szCs w:val="21"/>
+          <w14:ligatures w14:val="none"/>
+        </w:rPr>
+      </w:pPr>
+      <w:r>
+        <w:rPr>
+          <w:rFonts w:ascii="Consolas" w:eastAsia="Times New Roman" w:hAnsi="Consolas" w:cs="Times New Roman"/>
+          <w:color w:val="3B3B3B"/>
+          <w:kern w:val="0"/>
+          <w:sz w:val="21"/>
+          <w:szCs w:val="21"/>
+          <w14:ligatures w14:val="none"/>
+        </w:rPr>
+        <w:t xml:space="preserve">    </w:t>
+      </w:r>
+      <w:r>
+        <w:rPr>
+          <w:rFonts w:ascii="Consolas" w:eastAsia="Times New Roman" w:hAnsi="Consolas" w:cs="Times New Roman"/>
+          <w:color w:val="0000FF"/>
+          <w:kern w:val="0"/>
+          <w:sz w:val="21"/>
+          <w:szCs w:val="21"/>
+          <w14:ligatures w14:val="none"/>
+        </w:rPr>
+        <w:t>private</w:t>
+      </w:r>
+      <w:r>
+        <w:rPr>
+          <w:rFonts w:ascii="Consolas" w:eastAsia="Times New Roman" w:hAnsi="Consolas" w:cs="Times New Roman"/>
+          <w:color w:val="3B3B3B"/>
+          <w:kern w:val="0"/>
+          <w:sz w:val="21"/>
+          <w:szCs w:val="21"/>
+          <w14:ligatures w14:val="none"/>
+        </w:rPr>
+        <w:t xml:space="preserve"> </w:t>
+      </w:r>
+      <w:r>
+        <w:rPr>
+          <w:rFonts w:ascii="Consolas" w:eastAsia="Times New Roman" w:hAnsi="Consolas" w:cs="Times New Roman"/>
+          <w:color w:val="267F99"/>
+          <w:kern w:val="0"/>
+          <w:sz w:val="21"/>
+          <w:szCs w:val="21"/>
+          <w14:ligatures w14:val="none"/>
+        </w:rPr>
+        <w:t>Long</w:t>
+      </w:r>
+      <w:r>
+        <w:rPr>
+          <w:rFonts w:ascii="Consolas" w:eastAsia="Times New Roman" w:hAnsi="Consolas" w:cs="Times New Roman"/>
+          <w:color w:val="3B3B3B"/>
+          <w:kern w:val="0"/>
+          <w:sz w:val="21"/>
+          <w:szCs w:val="21"/>
+          <w14:ligatures w14:val="none"/>
+        </w:rPr>
+        <w:t xml:space="preserve"> </w:t>
+      </w:r>
+      <w:r>
+        <w:rPr>
+          <w:rFonts w:ascii="Consolas" w:eastAsia="Times New Roman" w:hAnsi="Consolas" w:cs="Times New Roman"/>
+          <w:color w:val="001080"/>
+          <w:kern w:val="0"/>
+          <w:sz w:val="21"/>
+          <w:szCs w:val="21"/>
+          <w14:ligatures w14:val="none"/>
+        </w:rPr>
+        <w:t>userId</w:t>
+      </w:r>
+      <w:r>
+        <w:rPr>
+          <w:rFonts w:ascii="Consolas" w:eastAsia="Times New Roman" w:hAnsi="Consolas" w:cs="Times New Roman"/>
+          <w:color w:val="3B3B3B"/>
+          <w:kern w:val="0"/>
+          <w:sz w:val="21"/>
+          <w:szCs w:val="21"/>
+          <w14:ligatures w14:val="none"/>
+        </w:rPr>
+        <w:t>;</w:t>
+      </w:r>
+    </w:p>
+    <w:p>
+      <w:pPr>
+        <w:shd w:val="clear" w:color="auto" w:fill="FFFFFF"/>
+        <w:spacing w:after="0" w:line="285" w:lineRule="atLeast"/>
+        <w:rPr>
+          <w:rFonts w:ascii="Consolas" w:eastAsia="Times New Roman" w:hAnsi="Consolas" w:cs="Times New Roman"/>
+          <w:color w:val="3B3B3B"/>
+          <w:kern w:val="0"/>
+          <w:sz w:val="21"/>
+          <w:szCs w:val="21"/>
+          <w14:ligatures w14:val="none"/>
+        </w:rPr>
+      </w:pPr>
+      <w:r>
+        <w:rPr>
+          <w:rFonts w:ascii="Consolas" w:eastAsia="Times New Roman" w:hAnsi="Consolas" w:cs="Times New Roman"/>
+          <w:color w:val="3B3B3B"/>
+          <w:kern w:val="0"/>
+          <w:sz w:val="21"/>
+          <w:szCs w:val="21"/>
+          <w14:ligatures w14:val="none"/>
+        </w:rPr>
+        <w:t xml:space="preserve">    </w:t>
+      </w:r>
+      <w:r>
+        <w:rPr>
+          <w:rFonts w:ascii="Consolas" w:eastAsia="Times New Roman" w:hAnsi="Consolas" w:cs="Times New Roman"/>
+          <w:color w:val="0000FF"/>
+          <w:kern w:val="0"/>
+          <w:sz w:val="21"/>
+          <w:szCs w:val="21"/>
+          <w14:ligatures w14:val="none"/>
+        </w:rPr>
+        <w:t>private</w:t>
+      </w:r>
+      <w:r>
+        <w:rPr>
+          <w:rFonts w:ascii="Consolas" w:eastAsia="Times New Roman" w:hAnsi="Consolas" w:cs="Times New Roman"/>
+          <w:color w:val="3B3B3B"/>
+          <w:kern w:val="0"/>
+          <w:sz w:val="21"/>
+          <w:szCs w:val="21"/>
+          <w14:ligatures w14:val="none"/>
+        </w:rPr>
+        <w:t xml:space="preserve"> </w:t>
+      </w:r>
+      <w:r>
+        <w:rPr>
+          <w:rFonts w:ascii="Consolas" w:eastAsia="Times New Roman" w:hAnsi="Consolas" w:cs="Times New Roman"/>
+          <w:color w:val="267F99"/>
+          <w:kern w:val="0"/>
+          <w:sz w:val="21"/>
+          <w:szCs w:val="21"/>
+          <w14:ligatures w14:val="none"/>
+        </w:rPr>
+        <w:t>String</w:t>
+      </w:r>
+      <w:r>
+        <w:rPr>
+          <w:rFonts w:ascii="Consolas" w:eastAsia="Times New Roman" w:hAnsi="Consolas" w:cs="Times New Roman"/>
+          <w:color w:val="3B3B3B"/>
+          <w:kern w:val="0"/>
+          <w:sz w:val="21"/>
+          <w:szCs w:val="21"/>
+          <w14:ligatures w14:val="none"/>
+        </w:rPr>
+        <w:t xml:space="preserve"> </w:t>
+      </w:r>
+      <w:r>
+        <w:rPr>
+          <w:rFonts w:ascii="Consolas" w:eastAsia="Times New Roman" w:hAnsi="Consolas" w:cs="Times New Roman"/>
+          <w:color w:val="001080"/>
+          <w:kern w:val="0"/>
+          <w:sz w:val="21"/>
+          <w:szCs w:val="21"/>
+          <w14:ligatures w14:val="none"/>
+        </w:rPr>
+        <w:t>username</w:t>
+      </w:r>
+      <w:r>
+        <w:rPr>
+          <w:rFonts w:ascii="Consolas" w:eastAsia="Times New Roman" w:hAnsi="Consolas" w:cs="Times New Roman"/>
+          <w:color w:val="3B3B3B"/>
+          <w:kern w:val="0"/>
+          <w:sz w:val="21"/>
+          <w:szCs w:val="21"/>
+          <w14:ligatures w14:val="none"/>
+        </w:rPr>
+        <w:t>;</w:t>
+      </w:r>
+    </w:p>
+    <w:p>
+      <w:pPr>
+        <w:shd w:val="clear" w:color="auto" w:fill="FFFFFF"/>
+        <w:spacing w:after="0" w:line="285" w:lineRule="atLeast"/>
+        <w:rPr>
+          <w:rFonts w:ascii="Consolas" w:eastAsia="Times New Roman" w:hAnsi="Consolas" w:cs="Times New Roman"/>
+          <w:color w:val="3B3B3B"/>
+          <w:kern w:val="0"/>
+          <w:sz w:val="21"/>
+          <w:szCs w:val="21"/>
+          <w14:ligatures w14:val="none"/>
+        </w:rPr>
+      </w:pPr>
+      <w:r>
+        <w:rPr>
+          <w:rFonts w:ascii="Consolas" w:eastAsia="Times New Roman" w:hAnsi="Consolas" w:cs="Times New Roman"/>
+          <w:color w:val="3B3B3B"/>
+          <w:kern w:val="0"/>
+          <w:sz w:val="21"/>
+          <w:szCs w:val="21"/>
+          <w14:ligatures w14:val="none"/>
+        </w:rPr>
+        <w:t>}</w:t>
+      </w:r>
+    </w:p>
+    <w:p>
+      <w:pPr>
+        <w:ind w:left="720" w:firstLine="720"/>
+        <w:rPr>
+          <w:rFonts w:ascii="Sakkal Majalla" w:hAnsi="Sakkal Majalla" w:cs="Sakkal Majalla"/>
+          <w:sz w:val="28"/>
+          <w:szCs w:val="28"/>
+        </w:rPr>
+      </w:pPr>
+      <w:r>
+        <w:rPr>
+          <w:rFonts w:ascii="Sakkal Majalla" w:hAnsi="Sakkal Majalla" w:cs="Sakkal Majalla"/>
+          <w:sz w:val="28"/>
+          <w:szCs w:val="28"/>
+        </w:rPr>
+        <w:t>--------------------------------------------------------------------------------------</w:t>
+      </w:r>
+    </w:p>
+    <w:p>
+      <w:pPr>
+        <w:rPr>
+          <w:rFonts w:ascii="Sakkal Majalla" w:hAnsi="Sakkal Majalla" w:cs="Sakkal Majalla"/>
+          <w:sz w:val="28"/>
+          <w:szCs w:val="28"/>
+        </w:rPr>
+      </w:pPr>
+      <w:r>
+        <w:rPr>
+          <w:rFonts w:ascii="Sakkal Majalla" w:hAnsi="Sakkal Majalla" w:cs="Sakkal Majalla"/>
+          <w:sz w:val="28"/>
+          <w:szCs w:val="28"/>
+        </w:rPr>
+        <w:lastRenderedPageBreak/>
+        <w:t>The dto of response post is:</w:t>
+      </w:r>
+    </w:p>
+    <w:p>
+      <w:pPr>
+        <w:shd w:val="clear" w:color="auto" w:fill="FFFFFF"/>
+        <w:spacing w:after="0" w:line="285" w:lineRule="atLeast"/>
+        <w:rPr>
+          <w:rFonts w:ascii="Consolas" w:eastAsia="Times New Roman" w:hAnsi="Consolas" w:cs="Times New Roman"/>
+          <w:color w:val="3B3B3B"/>
+          <w:kern w:val="0"/>
+          <w:sz w:val="21"/>
+          <w:szCs w:val="21"/>
+          <w14:ligatures w14:val="none"/>
+        </w:rPr>
+      </w:pPr>
+      <w:r>
+        <w:rPr>
+          <w:rFonts w:ascii="Consolas" w:eastAsia="Times New Roman" w:hAnsi="Consolas" w:cs="Times New Roman"/>
+          <w:color w:val="0000FF"/>
+          <w:kern w:val="0"/>
+          <w:sz w:val="21"/>
+          <w:szCs w:val="21"/>
+          <w14:ligatures w14:val="none"/>
+        </w:rPr>
+        <w:t>package</w:t>
+      </w:r>
+      <w:r>
+        <w:rPr>
+          <w:rFonts w:ascii="Consolas" w:eastAsia="Times New Roman" w:hAnsi="Consolas" w:cs="Times New Roman"/>
+          <w:color w:val="3B3B3B"/>
+          <w:kern w:val="0"/>
+          <w:sz w:val="21"/>
+          <w:szCs w:val="21"/>
+          <w14:ligatures w14:val="none"/>
+        </w:rPr>
+        <w:t xml:space="preserve"> </w:t>
+      </w:r>
+      <w:r>
+        <w:rPr>
+          <w:rFonts w:ascii="Consolas" w:eastAsia="Times New Roman" w:hAnsi="Consolas" w:cs="Times New Roman"/>
+          <w:color w:val="267F99"/>
+          <w:kern w:val="0"/>
+          <w:sz w:val="21"/>
+          <w:szCs w:val="21"/>
+          <w14:ligatures w14:val="none"/>
+        </w:rPr>
+        <w:t>com</w:t>
+      </w:r>
+      <w:r>
+        <w:rPr>
+          <w:rFonts w:ascii="Consolas" w:eastAsia="Times New Roman" w:hAnsi="Consolas" w:cs="Times New Roman"/>
+          <w:color w:val="000000"/>
+          <w:kern w:val="0"/>
+          <w:sz w:val="21"/>
+          <w:szCs w:val="21"/>
+          <w14:ligatures w14:val="none"/>
+        </w:rPr>
+        <w:t>.</w:t>
+      </w:r>
+      <w:r>
+        <w:rPr>
+          <w:rFonts w:ascii="Consolas" w:eastAsia="Times New Roman" w:hAnsi="Consolas" w:cs="Times New Roman"/>
+          <w:color w:val="267F99"/>
+          <w:kern w:val="0"/>
+          <w:sz w:val="21"/>
+          <w:szCs w:val="21"/>
+          <w14:ligatures w14:val="none"/>
+        </w:rPr>
+        <w:t>jloka</w:t>
+      </w:r>
+      <w:r>
+        <w:rPr>
+          <w:rFonts w:ascii="Consolas" w:eastAsia="Times New Roman" w:hAnsi="Consolas" w:cs="Times New Roman"/>
+          <w:color w:val="000000"/>
+          <w:kern w:val="0"/>
+          <w:sz w:val="21"/>
+          <w:szCs w:val="21"/>
+          <w14:ligatures w14:val="none"/>
+        </w:rPr>
+        <w:t>.</w:t>
+      </w:r>
+      <w:r>
+        <w:rPr>
+          <w:rFonts w:ascii="Consolas" w:eastAsia="Times New Roman" w:hAnsi="Consolas" w:cs="Times New Roman"/>
+          <w:color w:val="267F99"/>
+          <w:kern w:val="0"/>
+          <w:sz w:val="21"/>
+          <w:szCs w:val="21"/>
+          <w14:ligatures w14:val="none"/>
+        </w:rPr>
+        <w:t>authorization</w:t>
+      </w:r>
+      <w:r>
+        <w:rPr>
+          <w:rFonts w:ascii="Consolas" w:eastAsia="Times New Roman" w:hAnsi="Consolas" w:cs="Times New Roman"/>
+          <w:color w:val="000000"/>
+          <w:kern w:val="0"/>
+          <w:sz w:val="21"/>
+          <w:szCs w:val="21"/>
+          <w14:ligatures w14:val="none"/>
+        </w:rPr>
+        <w:t>.</w:t>
+      </w:r>
+      <w:r>
+        <w:rPr>
+          <w:rFonts w:ascii="Consolas" w:eastAsia="Times New Roman" w:hAnsi="Consolas" w:cs="Times New Roman"/>
+          <w:color w:val="267F99"/>
+          <w:kern w:val="0"/>
+          <w:sz w:val="21"/>
+          <w:szCs w:val="21"/>
+          <w14:ligatures w14:val="none"/>
+        </w:rPr>
+        <w:t>dto</w:t>
+      </w:r>
+      <w:r>
+        <w:rPr>
+          <w:rFonts w:ascii="Consolas" w:eastAsia="Times New Roman" w:hAnsi="Consolas" w:cs="Times New Roman"/>
+          <w:color w:val="3B3B3B"/>
+          <w:kern w:val="0"/>
+          <w:sz w:val="21"/>
+          <w:szCs w:val="21"/>
+          <w14:ligatures w14:val="none"/>
+        </w:rPr>
+        <w:t>;</w:t>
+      </w:r>
+    </w:p>
+    <w:p>
+      <w:pPr>
+        <w:shd w:val="clear" w:color="auto" w:fill="FFFFFF"/>
+        <w:spacing w:after="0" w:line="285" w:lineRule="atLeast"/>
+        <w:rPr>
+          <w:rFonts w:ascii="Consolas" w:eastAsia="Times New Roman" w:hAnsi="Consolas" w:cs="Times New Roman"/>
+          <w:color w:val="3B3B3B"/>
+          <w:kern w:val="0"/>
+          <w:sz w:val="21"/>
+          <w:szCs w:val="21"/>
+          <w14:ligatures w14:val="none"/>
+        </w:rPr>
+      </w:pPr>
+    </w:p>
+    <w:p>
+      <w:pPr>
+        <w:shd w:val="clear" w:color="auto" w:fill="FFFFFF"/>
+        <w:spacing w:after="0" w:line="285" w:lineRule="atLeast"/>
+        <w:rPr>
+          <w:rFonts w:ascii="Consolas" w:eastAsia="Times New Roman" w:hAnsi="Consolas" w:cs="Times New Roman"/>
+          <w:color w:val="3B3B3B"/>
+          <w:kern w:val="0"/>
+          <w:sz w:val="21"/>
+          <w:szCs w:val="21"/>
+          <w14:ligatures w14:val="none"/>
+        </w:rPr>
+      </w:pPr>
+      <w:r>
+        <w:rPr>
+          <w:rFonts w:ascii="Consolas" w:eastAsia="Times New Roman" w:hAnsi="Consolas" w:cs="Times New Roman"/>
+          <w:color w:val="0000FF"/>
+          <w:kern w:val="0"/>
+          <w:sz w:val="21"/>
+          <w:szCs w:val="21"/>
+          <w14:ligatures w14:val="none"/>
+        </w:rPr>
+        <w:t>import</w:t>
+      </w:r>
+      <w:r>
+        <w:rPr>
+          <w:rFonts w:ascii="Consolas" w:eastAsia="Times New Roman" w:hAnsi="Consolas" w:cs="Times New Roman"/>
+          <w:color w:val="3B3B3B"/>
+          <w:kern w:val="0"/>
+          <w:sz w:val="21"/>
+          <w:szCs w:val="21"/>
+          <w14:ligatures w14:val="none"/>
+        </w:rPr>
+        <w:t xml:space="preserve"> </w:t>
+      </w:r>
+      <w:proofErr w:type="gramStart"/>
+      <w:r>
+        <w:rPr>
+          <w:rFonts w:ascii="Consolas" w:eastAsia="Times New Roman" w:hAnsi="Consolas" w:cs="Times New Roman"/>
+          <w:color w:val="267F99"/>
+          <w:kern w:val="0"/>
+          <w:sz w:val="21"/>
+          <w:szCs w:val="21"/>
+          <w14:ligatures w14:val="none"/>
+        </w:rPr>
+        <w:t>lombok</w:t>
+      </w:r>
+      <w:r>
+        <w:rPr>
+          <w:rFonts w:ascii="Consolas" w:eastAsia="Times New Roman" w:hAnsi="Consolas" w:cs="Times New Roman"/>
+          <w:color w:val="000000"/>
+          <w:kern w:val="0"/>
+          <w:sz w:val="21"/>
+          <w:szCs w:val="21"/>
+          <w14:ligatures w14:val="none"/>
+        </w:rPr>
+        <w:t>.</w:t>
+      </w:r>
+      <w:r>
+        <w:rPr>
+          <w:rFonts w:ascii="Consolas" w:eastAsia="Times New Roman" w:hAnsi="Consolas" w:cs="Times New Roman"/>
+          <w:color w:val="267F99"/>
+          <w:kern w:val="0"/>
+          <w:sz w:val="21"/>
+          <w:szCs w:val="21"/>
+          <w14:ligatures w14:val="none"/>
+        </w:rPr>
+        <w:t>AllArgsConstructor</w:t>
+      </w:r>
+      <w:proofErr w:type="gramEnd"/>
+      <w:r>
+        <w:rPr>
+          <w:rFonts w:ascii="Consolas" w:eastAsia="Times New Roman" w:hAnsi="Consolas" w:cs="Times New Roman"/>
+          <w:color w:val="3B3B3B"/>
+          <w:kern w:val="0"/>
+          <w:sz w:val="21"/>
+          <w:szCs w:val="21"/>
+          <w14:ligatures w14:val="none"/>
+        </w:rPr>
+        <w:t>;</w:t>
+      </w:r>
+    </w:p>
+    <w:p>
+      <w:pPr>
+        <w:shd w:val="clear" w:color="auto" w:fill="FFFFFF"/>
+        <w:spacing w:after="0" w:line="285" w:lineRule="atLeast"/>
+        <w:rPr>
+          <w:rFonts w:ascii="Consolas" w:eastAsia="Times New Roman" w:hAnsi="Consolas" w:cs="Times New Roman"/>
+          <w:color w:val="3B3B3B"/>
+          <w:kern w:val="0"/>
+          <w:sz w:val="21"/>
+          <w:szCs w:val="21"/>
+          <w14:ligatures w14:val="none"/>
+        </w:rPr>
+      </w:pPr>
+      <w:r>
+        <w:rPr>
+          <w:rFonts w:ascii="Consolas" w:eastAsia="Times New Roman" w:hAnsi="Consolas" w:cs="Times New Roman"/>
+          <w:color w:val="0000FF"/>
+          <w:kern w:val="0"/>
+          <w:sz w:val="21"/>
+          <w:szCs w:val="21"/>
+          <w14:ligatures w14:val="none"/>
+        </w:rPr>
+        <w:t>import</w:t>
+      </w:r>
+      <w:r>
+        <w:rPr>
+          <w:rFonts w:ascii="Consolas" w:eastAsia="Times New Roman" w:hAnsi="Consolas" w:cs="Times New Roman"/>
+          <w:color w:val="3B3B3B"/>
+          <w:kern w:val="0"/>
+          <w:sz w:val="21"/>
+          <w:szCs w:val="21"/>
+          <w14:ligatures w14:val="none"/>
+        </w:rPr>
+        <w:t xml:space="preserve"> </w:t>
+      </w:r>
+      <w:proofErr w:type="gramStart"/>
+      <w:r>
+        <w:rPr>
+          <w:rFonts w:ascii="Consolas" w:eastAsia="Times New Roman" w:hAnsi="Consolas" w:cs="Times New Roman"/>
+          <w:color w:val="267F99"/>
+          <w:kern w:val="0"/>
+          <w:sz w:val="21"/>
+          <w:szCs w:val="21"/>
+          <w14:ligatures w14:val="none"/>
+        </w:rPr>
+        <w:t>lombok</w:t>
+      </w:r>
+      <w:r>
+        <w:rPr>
+          <w:rFonts w:ascii="Consolas" w:eastAsia="Times New Roman" w:hAnsi="Consolas" w:cs="Times New Roman"/>
+          <w:color w:val="000000"/>
+          <w:kern w:val="0"/>
+          <w:sz w:val="21"/>
+          <w:szCs w:val="21"/>
+          <w14:ligatures w14:val="none"/>
+        </w:rPr>
+        <w:t>.</w:t>
+      </w:r>
+      <w:r>
+        <w:rPr>
+          <w:rFonts w:ascii="Consolas" w:eastAsia="Times New Roman" w:hAnsi="Consolas" w:cs="Times New Roman"/>
+          <w:color w:val="267F99"/>
+          <w:kern w:val="0"/>
+          <w:sz w:val="21"/>
+          <w:szCs w:val="21"/>
+          <w14:ligatures w14:val="none"/>
+        </w:rPr>
+        <w:t>Data</w:t>
+      </w:r>
+      <w:proofErr w:type="gramEnd"/>
+      <w:r>
+        <w:rPr>
+          <w:rFonts w:ascii="Consolas" w:eastAsia="Times New Roman" w:hAnsi="Consolas" w:cs="Times New Roman"/>
+          <w:color w:val="3B3B3B"/>
+          <w:kern w:val="0"/>
+          <w:sz w:val="21"/>
+          <w:szCs w:val="21"/>
+          <w14:ligatures w14:val="none"/>
+        </w:rPr>
+        <w:t>;</w:t>
+      </w:r>
+    </w:p>
+    <w:p>
+      <w:pPr>
+        <w:shd w:val="clear" w:color="auto" w:fill="FFFFFF"/>
+        <w:spacing w:after="0" w:line="285" w:lineRule="atLeast"/>
+        <w:rPr>
+          <w:rFonts w:ascii="Consolas" w:eastAsia="Times New Roman" w:hAnsi="Consolas" w:cs="Times New Roman"/>
+          <w:color w:val="3B3B3B"/>
+          <w:kern w:val="0"/>
+          <w:sz w:val="21"/>
+          <w:szCs w:val="21"/>
+          <w14:ligatures w14:val="none"/>
+        </w:rPr>
+      </w:pPr>
+    </w:p>
+    <w:p>
+      <w:pPr>
+        <w:shd w:val="clear" w:color="auto" w:fill="FFFFFF"/>
+        <w:spacing w:after="0" w:line="285" w:lineRule="atLeast"/>
+        <w:rPr>
+          <w:rFonts w:ascii="Consolas" w:eastAsia="Times New Roman" w:hAnsi="Consolas" w:cs="Times New Roman"/>
+          <w:color w:val="3B3B3B"/>
+          <w:kern w:val="0"/>
+          <w:sz w:val="21"/>
+          <w:szCs w:val="21"/>
+          <w14:ligatures w14:val="none"/>
+        </w:rPr>
+      </w:pPr>
+      <w:r>
+        <w:rPr>
+          <w:rFonts w:ascii="Consolas" w:eastAsia="Times New Roman" w:hAnsi="Consolas" w:cs="Times New Roman"/>
+          <w:color w:val="3B3B3B"/>
+          <w:kern w:val="0"/>
+          <w:sz w:val="21"/>
+          <w:szCs w:val="21"/>
+          <w14:ligatures w14:val="none"/>
+        </w:rPr>
+        <w:t>@</w:t>
+      </w:r>
+      <w:r>
+        <w:rPr>
+          <w:rFonts w:ascii="Consolas" w:eastAsia="Times New Roman" w:hAnsi="Consolas" w:cs="Times New Roman"/>
+          <w:color w:val="267F99"/>
+          <w:kern w:val="0"/>
+          <w:sz w:val="21"/>
+          <w:szCs w:val="21"/>
+          <w14:ligatures w14:val="none"/>
+        </w:rPr>
+        <w:t>Data</w:t>
+      </w:r>
+    </w:p>
+    <w:p>
+      <w:pPr>
+        <w:shd w:val="clear" w:color="auto" w:fill="FFFFFF"/>
+        <w:spacing w:after="0" w:line="285" w:lineRule="atLeast"/>
+        <w:rPr>
+          <w:rFonts w:ascii="Consolas" w:eastAsia="Times New Roman" w:hAnsi="Consolas" w:cs="Times New Roman"/>
+          <w:color w:val="3B3B3B"/>
+          <w:kern w:val="0"/>
+          <w:sz w:val="21"/>
+          <w:szCs w:val="21"/>
+          <w14:ligatures w14:val="none"/>
+        </w:rPr>
+      </w:pPr>
+      <w:r>
+        <w:rPr>
+          <w:rFonts w:ascii="Consolas" w:eastAsia="Times New Roman" w:hAnsi="Consolas" w:cs="Times New Roman"/>
+          <w:color w:val="3B3B3B"/>
+          <w:kern w:val="0"/>
+          <w:sz w:val="21"/>
+          <w:szCs w:val="21"/>
+          <w14:ligatures w14:val="none"/>
+        </w:rPr>
+        <w:t>@</w:t>
+      </w:r>
+      <w:r>
+        <w:rPr>
+          <w:rFonts w:ascii="Consolas" w:eastAsia="Times New Roman" w:hAnsi="Consolas" w:cs="Times New Roman"/>
+          <w:color w:val="267F99"/>
+          <w:kern w:val="0"/>
+          <w:sz w:val="21"/>
+          <w:szCs w:val="21"/>
+          <w14:ligatures w14:val="none"/>
+        </w:rPr>
+        <w:t>AllArgsConstructor</w:t>
+      </w:r>
+    </w:p>
+    <w:p>
+      <w:pPr>
+        <w:shd w:val="clear" w:color="auto" w:fill="FFFFFF"/>
+        <w:spacing w:after="0" w:line="285" w:lineRule="atLeast"/>
+        <w:rPr>
+          <w:rFonts w:ascii="Consolas" w:eastAsia="Times New Roman" w:hAnsi="Consolas" w:cs="Times New Roman"/>
+          <w:color w:val="3B3B3B"/>
+          <w:kern w:val="0"/>
+          <w:sz w:val="21"/>
+          <w:szCs w:val="21"/>
+          <w14:ligatures w14:val="none"/>
+        </w:rPr>
+      </w:pPr>
+      <w:r>
+        <w:rPr>
+          <w:rFonts w:ascii="Consolas" w:eastAsia="Times New Roman" w:hAnsi="Consolas" w:cs="Times New Roman"/>
+          <w:color w:val="0000FF"/>
+          <w:kern w:val="0"/>
+          <w:sz w:val="21"/>
+          <w:szCs w:val="21"/>
+          <w14:ligatures w14:val="none"/>
+        </w:rPr>
+        <w:t>public</w:t>
+      </w:r>
+      <w:r>
+        <w:rPr>
+          <w:rFonts w:ascii="Consolas" w:eastAsia="Times New Roman" w:hAnsi="Consolas" w:cs="Times New Roman"/>
+          <w:color w:val="3B3B3B"/>
+          <w:kern w:val="0"/>
+          <w:sz w:val="21"/>
+          <w:szCs w:val="21"/>
+          <w14:ligatures w14:val="none"/>
+        </w:rPr>
+        <w:t xml:space="preserve"> </w:t>
+      </w:r>
+      <w:r>
+        <w:rPr>
+          <w:rFonts w:ascii="Consolas" w:eastAsia="Times New Roman" w:hAnsi="Consolas" w:cs="Times New Roman"/>
+          <w:color w:val="0000FF"/>
+          <w:kern w:val="0"/>
+          <w:sz w:val="21"/>
+          <w:szCs w:val="21"/>
+          <w14:ligatures w14:val="none"/>
+        </w:rPr>
+        <w:t>class</w:t>
+      </w:r>
+      <w:r>
+        <w:rPr>
+          <w:rFonts w:ascii="Consolas" w:eastAsia="Times New Roman" w:hAnsi="Consolas" w:cs="Times New Roman"/>
+          <w:color w:val="3B3B3B"/>
+          <w:kern w:val="0"/>
+          <w:sz w:val="21"/>
+          <w:szCs w:val="21"/>
+          <w14:ligatures w14:val="none"/>
+        </w:rPr>
+        <w:t xml:space="preserve"> </w:t>
+      </w:r>
+      <w:r>
+        <w:rPr>
+          <w:rFonts w:ascii="Consolas" w:eastAsia="Times New Roman" w:hAnsi="Consolas" w:cs="Times New Roman"/>
+          <w:color w:val="267F99"/>
+          <w:kern w:val="0"/>
+          <w:sz w:val="21"/>
+          <w:szCs w:val="21"/>
+          <w14:ligatures w14:val="none"/>
+        </w:rPr>
+        <w:t>PostResponseDTO</w:t>
+      </w:r>
+      <w:r>
+        <w:rPr>
+          <w:rFonts w:ascii="Consolas" w:eastAsia="Times New Roman" w:hAnsi="Consolas" w:cs="Times New Roman"/>
+          <w:color w:val="3B3B3B"/>
+          <w:kern w:val="0"/>
+          <w:sz w:val="21"/>
+          <w:szCs w:val="21"/>
+          <w14:ligatures w14:val="none"/>
+        </w:rPr>
+        <w:t xml:space="preserve"> {</w:t>
+      </w:r>
+    </w:p>
+    <w:p>
+      <w:pPr>
+        <w:shd w:val="clear" w:color="auto" w:fill="FFFFFF"/>
+        <w:spacing w:after="0" w:line="285" w:lineRule="atLeast"/>
+        <w:rPr>
+          <w:rFonts w:ascii="Consolas" w:eastAsia="Times New Roman" w:hAnsi="Consolas" w:cs="Times New Roman"/>
+          <w:color w:val="3B3B3B"/>
+          <w:kern w:val="0"/>
+          <w:sz w:val="21"/>
+          <w:szCs w:val="21"/>
+          <w14:ligatures w14:val="none"/>
+        </w:rPr>
+      </w:pPr>
+      <w:r>
+        <w:rPr>
+          <w:rFonts w:ascii="Consolas" w:eastAsia="Times New Roman" w:hAnsi="Consolas" w:cs="Times New Roman"/>
+          <w:color w:val="3B3B3B"/>
+          <w:kern w:val="0"/>
+          <w:sz w:val="21"/>
+          <w:szCs w:val="21"/>
+          <w14:ligatures w14:val="none"/>
+        </w:rPr>
+        <w:t xml:space="preserve">    </w:t>
+      </w:r>
+      <w:r>
+        <w:rPr>
+          <w:rFonts w:ascii="Consolas" w:eastAsia="Times New Roman" w:hAnsi="Consolas" w:cs="Times New Roman"/>
+          <w:color w:val="0000FF"/>
+          <w:kern w:val="0"/>
+          <w:sz w:val="21"/>
+          <w:szCs w:val="21"/>
+          <w14:ligatures w14:val="none"/>
+        </w:rPr>
+        <w:t>private</w:t>
+      </w:r>
+      <w:r>
+        <w:rPr>
+          <w:rFonts w:ascii="Consolas" w:eastAsia="Times New Roman" w:hAnsi="Consolas" w:cs="Times New Roman"/>
+          <w:color w:val="3B3B3B"/>
+          <w:kern w:val="0"/>
+          <w:sz w:val="21"/>
+          <w:szCs w:val="21"/>
+          <w14:ligatures w14:val="none"/>
+        </w:rPr>
+        <w:t xml:space="preserve"> </w:t>
+      </w:r>
+      <w:proofErr w:type="gramStart"/>
+      <w:r>
+        <w:rPr>
+          <w:rFonts w:ascii="Consolas" w:eastAsia="Times New Roman" w:hAnsi="Consolas" w:cs="Times New Roman"/>
+          <w:color w:val="267F99"/>
+          <w:kern w:val="0"/>
+          <w:sz w:val="21"/>
+          <w:szCs w:val="21"/>
+          <w14:ligatures w14:val="none"/>
+        </w:rPr>
+        <w:t>Long</w:t>
+      </w:r>
+      <w:proofErr w:type="gramEnd"/>
+      <w:r>
+        <w:rPr>
+          <w:rFonts w:ascii="Consolas" w:eastAsia="Times New Roman" w:hAnsi="Consolas" w:cs="Times New Roman"/>
+          <w:color w:val="3B3B3B"/>
+          <w:kern w:val="0"/>
+          <w:sz w:val="21"/>
+          <w:szCs w:val="21"/>
+          <w14:ligatures w14:val="none"/>
+        </w:rPr>
+        <w:t xml:space="preserve"> </w:t>
+      </w:r>
+      <w:r>
+        <w:rPr>
+          <w:rFonts w:ascii="Consolas" w:eastAsia="Times New Roman" w:hAnsi="Consolas" w:cs="Times New Roman"/>
+          <w:color w:val="001080"/>
+          <w:kern w:val="0"/>
+          <w:sz w:val="21"/>
+          <w:szCs w:val="21"/>
+          <w14:ligatures w14:val="none"/>
+        </w:rPr>
+        <w:t>id</w:t>
+      </w:r>
+      <w:r>
+        <w:rPr>
+          <w:rFonts w:ascii="Consolas" w:eastAsia="Times New Roman" w:hAnsi="Consolas" w:cs="Times New Roman"/>
+          <w:color w:val="3B3B3B"/>
+          <w:kern w:val="0"/>
+          <w:sz w:val="21"/>
+          <w:szCs w:val="21"/>
+          <w14:ligatures w14:val="none"/>
+        </w:rPr>
+        <w:t>;</w:t>
+      </w:r>
+    </w:p>
+    <w:p>
+      <w:pPr>
+        <w:shd w:val="clear" w:color="auto" w:fill="FFFFFF"/>
+        <w:spacing w:after="0" w:line="285" w:lineRule="atLeast"/>
+        <w:rPr>
+          <w:rFonts w:ascii="Consolas" w:eastAsia="Times New Roman" w:hAnsi="Consolas" w:cs="Times New Roman"/>
+          <w:color w:val="3B3B3B"/>
+          <w:kern w:val="0"/>
+          <w:sz w:val="21"/>
+          <w:szCs w:val="21"/>
+          <w14:ligatures w14:val="none"/>
+        </w:rPr>
+      </w:pPr>
+      <w:r>
+        <w:rPr>
+          <w:rFonts w:ascii="Consolas" w:eastAsia="Times New Roman" w:hAnsi="Consolas" w:cs="Times New Roman"/>
+          <w:color w:val="3B3B3B"/>
+          <w:kern w:val="0"/>
+          <w:sz w:val="21"/>
+          <w:szCs w:val="21"/>
+          <w14:ligatures w14:val="none"/>
+        </w:rPr>
+        <w:t xml:space="preserve">    </w:t>
+      </w:r>
+      <w:r>
+        <w:rPr>
+          <w:rFonts w:ascii="Consolas" w:eastAsia="Times New Roman" w:hAnsi="Consolas" w:cs="Times New Roman"/>
+          <w:color w:val="0000FF"/>
+          <w:kern w:val="0"/>
+          <w:sz w:val="21"/>
+          <w:szCs w:val="21"/>
+          <w14:ligatures w14:val="none"/>
+        </w:rPr>
+        <w:t>private</w:t>
+      </w:r>
+      <w:r>
+        <w:rPr>
+          <w:rFonts w:ascii="Consolas" w:eastAsia="Times New Roman" w:hAnsi="Consolas" w:cs="Times New Roman"/>
+          <w:color w:val="3B3B3B"/>
+          <w:kern w:val="0"/>
+          <w:sz w:val="21"/>
+          <w:szCs w:val="21"/>
+          <w14:ligatures w14:val="none"/>
+        </w:rPr>
+        <w:t xml:space="preserve"> </w:t>
+      </w:r>
+      <w:r>
+        <w:rPr>
+          <w:rFonts w:ascii="Consolas" w:eastAsia="Times New Roman" w:hAnsi="Consolas" w:cs="Times New Roman"/>
+          <w:color w:val="267F99"/>
+          <w:kern w:val="0"/>
+          <w:sz w:val="21"/>
+          <w:szCs w:val="21"/>
+          <w14:ligatures w14:val="none"/>
+        </w:rPr>
+        <w:t>String</w:t>
+      </w:r>
+      <w:r>
+        <w:rPr>
+          <w:rFonts w:ascii="Consolas" w:eastAsia="Times New Roman" w:hAnsi="Consolas" w:cs="Times New Roman"/>
+          <w:color w:val="3B3B3B"/>
+          <w:kern w:val="0"/>
+          <w:sz w:val="21"/>
+          <w:szCs w:val="21"/>
+          <w14:ligatures w14:val="none"/>
+        </w:rPr>
+        <w:t xml:space="preserve"> </w:t>
+      </w:r>
+      <w:r>
+        <w:rPr>
+          <w:rFonts w:ascii="Consolas" w:eastAsia="Times New Roman" w:hAnsi="Consolas" w:cs="Times New Roman"/>
+          <w:color w:val="001080"/>
+          <w:kern w:val="0"/>
+          <w:sz w:val="21"/>
+          <w:szCs w:val="21"/>
+          <w14:ligatures w14:val="none"/>
+        </w:rPr>
+        <w:t>title</w:t>
+      </w:r>
+      <w:r>
+        <w:rPr>
+          <w:rFonts w:ascii="Consolas" w:eastAsia="Times New Roman" w:hAnsi="Consolas" w:cs="Times New Roman"/>
+          <w:color w:val="3B3B3B"/>
+          <w:kern w:val="0"/>
+          <w:sz w:val="21"/>
+          <w:szCs w:val="21"/>
+          <w14:ligatures w14:val="none"/>
+        </w:rPr>
+        <w:t>;</w:t>
+      </w:r>
+    </w:p>
+    <w:p>
+      <w:pPr>
+        <w:shd w:val="clear" w:color="auto" w:fill="FFFFFF"/>
+        <w:spacing w:after="0" w:line="285" w:lineRule="atLeast"/>
+        <w:rPr>
+          <w:rFonts w:ascii="Consolas" w:eastAsia="Times New Roman" w:hAnsi="Consolas" w:cs="Times New Roman"/>
+          <w:color w:val="3B3B3B"/>
+          <w:kern w:val="0"/>
+          <w:sz w:val="21"/>
+          <w:szCs w:val="21"/>
+          <w14:ligatures w14:val="none"/>
+        </w:rPr>
+      </w:pPr>
+      <w:r>
+        <w:rPr>
+          <w:rFonts w:ascii="Consolas" w:eastAsia="Times New Roman" w:hAnsi="Consolas" w:cs="Times New Roman"/>
+          <w:color w:val="3B3B3B"/>
+          <w:kern w:val="0"/>
+          <w:sz w:val="21"/>
+          <w:szCs w:val="21"/>
+          <w14:ligatures w14:val="none"/>
+        </w:rPr>
+        <w:t xml:space="preserve">    </w:t>
+      </w:r>
+      <w:r>
+        <w:rPr>
+          <w:rFonts w:ascii="Consolas" w:eastAsia="Times New Roman" w:hAnsi="Consolas" w:cs="Times New Roman"/>
+          <w:color w:val="0000FF"/>
+          <w:kern w:val="0"/>
+          <w:sz w:val="21"/>
+          <w:szCs w:val="21"/>
+          <w14:ligatures w14:val="none"/>
+        </w:rPr>
+        <w:t>private</w:t>
+      </w:r>
+      <w:r>
+        <w:rPr>
+          <w:rFonts w:ascii="Consolas" w:eastAsia="Times New Roman" w:hAnsi="Consolas" w:cs="Times New Roman"/>
+          <w:color w:val="3B3B3B"/>
+          <w:kern w:val="0"/>
+          <w:sz w:val="21"/>
+          <w:szCs w:val="21"/>
+          <w14:ligatures w14:val="none"/>
+        </w:rPr>
+        <w:t xml:space="preserve"> </w:t>
+      </w:r>
+      <w:r>
+        <w:rPr>
+          <w:rFonts w:ascii="Consolas" w:eastAsia="Times New Roman" w:hAnsi="Consolas" w:cs="Times New Roman"/>
+          <w:color w:val="267F99"/>
+          <w:kern w:val="0"/>
+          <w:sz w:val="21"/>
+          <w:szCs w:val="21"/>
+          <w14:ligatures w14:val="none"/>
+        </w:rPr>
+        <w:t>String</w:t>
+      </w:r>
+      <w:r>
+        <w:rPr>
+          <w:rFonts w:ascii="Consolas" w:eastAsia="Times New Roman" w:hAnsi="Consolas" w:cs="Times New Roman"/>
+          <w:color w:val="3B3B3B"/>
+          <w:kern w:val="0"/>
+          <w:sz w:val="21"/>
+          <w:szCs w:val="21"/>
+          <w14:ligatures w14:val="none"/>
+        </w:rPr>
+        <w:t xml:space="preserve"> </w:t>
+      </w:r>
+      <w:r>
+        <w:rPr>
+          <w:rFonts w:ascii="Consolas" w:eastAsia="Times New Roman" w:hAnsi="Consolas" w:cs="Times New Roman"/>
+          <w:color w:val="001080"/>
+          <w:kern w:val="0"/>
+          <w:sz w:val="21"/>
+          <w:szCs w:val="21"/>
+          <w14:ligatures w14:val="none"/>
+        </w:rPr>
+        <w:t>content</w:t>
+      </w:r>
+      <w:r>
+        <w:rPr>
+          <w:rFonts w:ascii="Consolas" w:eastAsia="Times New Roman" w:hAnsi="Consolas" w:cs="Times New Roman"/>
+          <w:color w:val="3B3B3B"/>
+          <w:kern w:val="0"/>
+          <w:sz w:val="21"/>
+          <w:szCs w:val="21"/>
+          <w14:ligatures w14:val="none"/>
+        </w:rPr>
+        <w:t>;</w:t>
+      </w:r>
+    </w:p>
+    <w:p>
+      <w:pPr>
+        <w:shd w:val="clear" w:color="auto" w:fill="FFFFFF"/>
+        <w:spacing w:after="0" w:line="285" w:lineRule="atLeast"/>
+        <w:rPr>
+          <w:rFonts w:ascii="Consolas" w:eastAsia="Times New Roman" w:hAnsi="Consolas" w:cs="Times New Roman"/>
+          <w:color w:val="3B3B3B"/>
+          <w:kern w:val="0"/>
+          <w:sz w:val="21"/>
+          <w:szCs w:val="21"/>
+          <w14:ligatures w14:val="none"/>
+        </w:rPr>
+      </w:pPr>
+      <w:r>
+        <w:rPr>
+          <w:rFonts w:ascii="Consolas" w:eastAsia="Times New Roman" w:hAnsi="Consolas" w:cs="Times New Roman"/>
+          <w:color w:val="3B3B3B"/>
+          <w:kern w:val="0"/>
+          <w:sz w:val="21"/>
+          <w:szCs w:val="21"/>
+          <w14:ligatures w14:val="none"/>
+        </w:rPr>
+        <w:t xml:space="preserve">    </w:t>
+      </w:r>
+      <w:r>
+        <w:rPr>
+          <w:rFonts w:ascii="Consolas" w:eastAsia="Times New Roman" w:hAnsi="Consolas" w:cs="Times New Roman"/>
+          <w:color w:val="0000FF"/>
+          <w:kern w:val="0"/>
+          <w:sz w:val="21"/>
+          <w:szCs w:val="21"/>
+          <w14:ligatures w14:val="none"/>
+        </w:rPr>
+        <w:t>private</w:t>
+      </w:r>
+      <w:r>
+        <w:rPr>
+          <w:rFonts w:ascii="Consolas" w:eastAsia="Times New Roman" w:hAnsi="Consolas" w:cs="Times New Roman"/>
+          <w:color w:val="3B3B3B"/>
+          <w:kern w:val="0"/>
+          <w:sz w:val="21"/>
+          <w:szCs w:val="21"/>
+          <w14:ligatures w14:val="none"/>
+        </w:rPr>
+        <w:t xml:space="preserve"> </w:t>
+      </w:r>
+      <w:r>
+        <w:rPr>
+          <w:rFonts w:ascii="Consolas" w:eastAsia="Times New Roman" w:hAnsi="Consolas" w:cs="Times New Roman"/>
+          <w:color w:val="267F99"/>
+          <w:kern w:val="0"/>
+          <w:sz w:val="21"/>
+          <w:szCs w:val="21"/>
+          <w14:ligatures w14:val="none"/>
+        </w:rPr>
+        <w:t>Long</w:t>
+      </w:r>
+      <w:r>
+        <w:rPr>
+          <w:rFonts w:ascii="Consolas" w:eastAsia="Times New Roman" w:hAnsi="Consolas" w:cs="Times New Roman"/>
+          <w:color w:val="3B3B3B"/>
+          <w:kern w:val="0"/>
+          <w:sz w:val="21"/>
+          <w:szCs w:val="21"/>
+          <w14:ligatures w14:val="none"/>
+        </w:rPr>
+        <w:t xml:space="preserve"> </w:t>
+      </w:r>
+      <w:r>
+        <w:rPr>
+          <w:rFonts w:ascii="Consolas" w:eastAsia="Times New Roman" w:hAnsi="Consolas" w:cs="Times New Roman"/>
+          <w:color w:val="001080"/>
+          <w:kern w:val="0"/>
+          <w:sz w:val="21"/>
+          <w:szCs w:val="21"/>
+          <w14:ligatures w14:val="none"/>
+        </w:rPr>
+        <w:t>userId</w:t>
+      </w:r>
+      <w:r>
+        <w:rPr>
+          <w:rFonts w:ascii="Consolas" w:eastAsia="Times New Roman" w:hAnsi="Consolas" w:cs="Times New Roman"/>
+          <w:color w:val="3B3B3B"/>
+          <w:kern w:val="0"/>
+          <w:sz w:val="21"/>
+          <w:szCs w:val="21"/>
+          <w14:ligatures w14:val="none"/>
+        </w:rPr>
+        <w:t>;</w:t>
+      </w:r>
+    </w:p>
+    <w:p>
+      <w:pPr>
+        <w:shd w:val="clear" w:color="auto" w:fill="FFFFFF"/>
+        <w:spacing w:after="0" w:line="285" w:lineRule="atLeast"/>
+        <w:rPr>
+          <w:rFonts w:ascii="Consolas" w:eastAsia="Times New Roman" w:hAnsi="Consolas" w:cs="Times New Roman"/>
+          <w:color w:val="3B3B3B"/>
+          <w:kern w:val="0"/>
+          <w:sz w:val="21"/>
+          <w:szCs w:val="21"/>
+          <w14:ligatures w14:val="none"/>
+        </w:rPr>
+      </w:pPr>
+      <w:r>
+        <w:rPr>
+          <w:rFonts w:ascii="Consolas" w:eastAsia="Times New Roman" w:hAnsi="Consolas" w:cs="Times New Roman"/>
+          <w:color w:val="3B3B3B"/>
+          <w:kern w:val="0"/>
+          <w:sz w:val="21"/>
+          <w:szCs w:val="21"/>
+          <w14:ligatures w14:val="none"/>
+        </w:rPr>
+        <w:t>}</w:t>
       </w:r>
     </w:p>
     <w:p>
